--- a/lab4/lab4_report.docx
+++ b/lab4/lab4_report.docx
@@ -1,182 +1,804 @@
 
 <file path=word/document.xml><?xml version="1.0" encoding="utf-8"?>
-<w:document xmlns:a="http://schemas.openxmlformats.org/drawingml/2006/main" xmlns:pic="http://schemas.openxmlformats.org/drawingml/2006/picture" xmlns:r="http://schemas.openxmlformats.org/officeDocument/2006/relationships" xmlns:w="http://schemas.openxmlformats.org/wordprocessingml/2006/main" xmlns:wp="http://schemas.openxmlformats.org/drawingml/2006/wordprocessingDrawing">
+<w:document xmlns:wpc="http://schemas.microsoft.com/office/word/2010/wordprocessingCanvas" xmlns:cx="http://schemas.microsoft.com/office/drawing/2014/chartex" xmlns:cx1="http://schemas.microsoft.com/office/drawing/2015/9/8/chartex" xmlns:cx2="http://schemas.microsoft.com/office/drawing/2015/10/21/chartex" xmlns:cx3="http://schemas.microsoft.com/office/drawing/2016/5/9/chartex" xmlns:cx4="http://schemas.microsoft.com/office/drawing/2016/5/10/chartex" xmlns:cx5="http://schemas.microsoft.com/office/drawing/2016/5/11/chartex" xmlns:cx6="http://schemas.microsoft.com/office/drawing/2016/5/12/chartex" xmlns:cx7="http://schemas.microsoft.com/office/drawing/2016/5/13/chartex" xmlns:cx8="http://schemas.microsoft.com/office/drawing/2016/5/14/chartex" xmlns:mc="http://schemas.openxmlformats.org/markup-compatibility/2006" xmlns:aink="http://schemas.microsoft.com/office/drawing/2016/ink" xmlns:am3d="http://schemas.microsoft.com/office/drawing/2017/model3d" xmlns:o="urn:schemas-microsoft-com:office:office" xmlns:oel="http://schemas.microsoft.com/office/2019/extlst" xmlns:r="http://schemas.openxmlformats.org/officeDocument/2006/relationships" xmlns:m="http://schemas.openxmlformats.org/officeDocument/2006/math" xmlns:v="urn:schemas-microsoft-com:vml" xmlns:wp14="http://schemas.microsoft.com/office/word/2010/wordprocessingDrawing" xmlns:wp="http://schemas.openxmlformats.org/drawingml/2006/wordprocessingDrawing" xmlns:w10="urn:schemas-microsoft-com:office:word" xmlns:w="http://schemas.openxmlformats.org/wordprocessingml/2006/main" xmlns:w14="http://schemas.microsoft.com/office/word/2010/wordml" xmlns:w15="http://schemas.microsoft.com/office/word/2012/wordml" xmlns:w16cex="http://schemas.microsoft.com/office/word/2018/wordml/cex" xmlns:w16cid="http://schemas.microsoft.com/office/word/2016/wordml/cid" xmlns:w16="http://schemas.microsoft.com/office/word/2018/wordml" xmlns:w16sdtdh="http://schemas.microsoft.com/office/word/2020/wordml/sdtdatahash" xmlns:w16se="http://schemas.microsoft.com/office/word/2015/wordml/symex" xmlns:wpg="http://schemas.microsoft.com/office/word/2010/wordprocessingGroup" xmlns:wpi="http://schemas.microsoft.com/office/word/2010/wordprocessingInk" xmlns:wne="http://schemas.microsoft.com/office/word/2006/wordml" xmlns:wps="http://schemas.microsoft.com/office/word/2010/wordprocessingShape" mc:Ignorable="w14 w15 w16se w16cid w16 w16cex w16sdtdh wp14">
   <w:body>
     <w:p>
       <w:pPr>
-        <w:spacing w:before="0" w:after="0" w:line="360" w:lineRule="auto"/>
-        <w:jc w:val="center"/>
-      </w:pPr>
-      <w:r>
-        <w:rPr>
+        <w:spacing w:before="96" w:line="240" w:lineRule="auto"/>
+        <w:ind w:left="547" w:hanging="547"/>
+        <w:jc w:val="center"/>
+        <w:rPr>
+          <w:rFonts w:cs="Times New Roman"/>
+          <w:kern w:val="0"/>
+          <w:sz w:val="24"/>
+          <w14:ligatures w14:val="none"/>
+        </w:rPr>
+      </w:pPr>
+      <w:r>
+        <w:rPr>
+          <w:rFonts w:cs="Times New Roman"/>
+          <w:kern w:val="0"/>
+          <w:sz w:val="24"/>
+          <w14:ligatures w14:val="none"/>
+        </w:rPr>
+        <w:t>МИНИСТЕРСТВО НАУКИ И ВЫСШЕГО ОБРАЗОВАНИЯ РОССИЙСКОЙ ФЕДЕРАЦИИ</w:t>
+      </w:r>
+    </w:p>
+    <w:p>
+      <w:pPr>
+        <w:spacing w:before="96" w:line="240" w:lineRule="auto"/>
+        <w:ind w:left="547" w:hanging="547"/>
+        <w:jc w:val="center"/>
+        <w:rPr>
+          <w:rFonts w:cs="Times New Roman"/>
+          <w:kern w:val="0"/>
+          <w:sz w:val="24"/>
+          <w14:ligatures w14:val="none"/>
+        </w:rPr>
+      </w:pPr>
+    </w:p>
+    <w:p>
+      <w:pPr>
+        <w:spacing w:before="96" w:line="240" w:lineRule="auto"/>
+        <w:ind w:left="547" w:hanging="547"/>
+        <w:jc w:val="center"/>
+        <w:rPr>
+          <w:rFonts w:cs="Times New Roman"/>
+          <w:kern w:val="0"/>
+          <w:sz w:val="24"/>
+          <w14:ligatures w14:val="none"/>
+        </w:rPr>
+      </w:pPr>
+      <w:r>
+        <w:rPr>
+          <w:rFonts w:cs="Times New Roman"/>
+          <w:smallCaps/>
+          <w:kern w:val="0"/>
+          <w:sz w:val="24"/>
+          <w14:ligatures w14:val="none"/>
+        </w:rPr>
+        <w:t xml:space="preserve">ФЕДЕРАЛЬНОЕ ГОСУДАРСТВЕННОЕ БЮДЖЕТНОЕ </w:t>
+      </w:r>
+    </w:p>
+    <w:p>
+      <w:pPr>
+        <w:spacing w:before="96" w:line="240" w:lineRule="auto"/>
+        <w:ind w:left="547" w:hanging="547"/>
+        <w:jc w:val="center"/>
+        <w:rPr>
+          <w:rFonts w:cs="Times New Roman"/>
+          <w:kern w:val="0"/>
+          <w:sz w:val="24"/>
+          <w14:ligatures w14:val="none"/>
+        </w:rPr>
+      </w:pPr>
+      <w:r>
+        <w:rPr>
+          <w:rFonts w:cs="Times New Roman"/>
+          <w:smallCaps/>
+          <w:kern w:val="0"/>
+          <w:sz w:val="24"/>
+          <w14:ligatures w14:val="none"/>
+        </w:rPr>
+        <w:t>ОБРАЗОВАТЕЛЬНОЕ УЧРЕЖДЕНИЕ</w:t>
+      </w:r>
+      <w:r>
+        <w:rPr>
+          <w:rFonts w:cs="Times New Roman"/>
           <w:b/>
-          <w:sz w:val="28"/>
-        </w:rPr>
-        <w:t>МИНИСТЕРСТВО ОБРАЗОВАНИЯ И НАУКИ РОССИЙСКОЙ ФЕДЕРАЦИИ</w:t>
-      </w:r>
-    </w:p>
-    <w:p>
-      <w:pPr>
-        <w:spacing w:before="0" w:after="0" w:line="360" w:lineRule="auto"/>
-        <w:jc w:val="center"/>
-      </w:pPr>
-      <w:r>
-        <w:rPr>
+          <w:smallCaps/>
+          <w:kern w:val="0"/>
+          <w:sz w:val="24"/>
+          <w14:ligatures w14:val="none"/>
+        </w:rPr>
+        <w:t xml:space="preserve"> </w:t>
+      </w:r>
+    </w:p>
+    <w:p>
+      <w:pPr>
+        <w:spacing w:before="96" w:line="240" w:lineRule="auto"/>
+        <w:ind w:left="547" w:hanging="547"/>
+        <w:jc w:val="center"/>
+        <w:rPr>
+          <w:rFonts w:cs="Times New Roman"/>
+          <w:kern w:val="0"/>
+          <w:sz w:val="24"/>
+          <w14:ligatures w14:val="none"/>
+        </w:rPr>
+      </w:pPr>
+      <w:r>
+        <w:rPr>
+          <w:rFonts w:cs="Times New Roman"/>
+          <w:smallCaps/>
+          <w:kern w:val="0"/>
+          <w:sz w:val="24"/>
+          <w14:ligatures w14:val="none"/>
+        </w:rPr>
+        <w:t>ВЫСШЕГО ОБРАЗОВАНИЯ</w:t>
+      </w:r>
+      <w:r>
+        <w:rPr>
+          <w:rFonts w:cs="Times New Roman"/>
+          <w:kern w:val="0"/>
+          <w:sz w:val="24"/>
+          <w14:ligatures w14:val="none"/>
+        </w:rPr>
+        <w:t xml:space="preserve"> </w:t>
+      </w:r>
+    </w:p>
+    <w:p>
+      <w:pPr>
+        <w:spacing w:before="96" w:line="240" w:lineRule="auto"/>
+        <w:ind w:left="547" w:hanging="547"/>
+        <w:jc w:val="center"/>
+        <w:rPr>
+          <w:rFonts w:cs="Times New Roman"/>
+          <w:kern w:val="0"/>
+          <w:sz w:val="24"/>
+          <w14:ligatures w14:val="none"/>
+        </w:rPr>
+      </w:pPr>
+      <w:r>
+        <w:rPr>
+          <w:rFonts w:cs="Times New Roman"/>
+          <w:kern w:val="0"/>
+          <w:sz w:val="24"/>
+          <w14:ligatures w14:val="none"/>
+        </w:rPr>
+        <w:t>«НОВОСИБИРСКИЙ ГОСУДАРСТВЕННЫЙ ТЕХНИЧЕСКИЙ УНИВЕРСИТЕТ»</w:t>
+      </w:r>
+    </w:p>
+    <w:p>
+      <w:pPr>
+        <w:spacing w:before="96" w:line="240" w:lineRule="auto"/>
+        <w:ind w:left="547" w:hanging="547"/>
+        <w:jc w:val="center"/>
+        <w:rPr>
+          <w:rFonts w:cs="Times New Roman"/>
+          <w:kern w:val="0"/>
+          <w:szCs w:val="28"/>
+          <w14:ligatures w14:val="none"/>
+        </w:rPr>
+      </w:pPr>
+      <w:r>
+        <w:rPr>
+          <w:rFonts w:cs="Times New Roman"/>
+          <w:kern w:val="0"/>
+          <w:szCs w:val="28"/>
+          <w14:ligatures w14:val="none"/>
+        </w:rPr>
+        <w:t>_______________________________________________________________________</w:t>
+      </w:r>
+    </w:p>
+    <w:p>
+      <w:pPr>
+        <w:spacing w:before="96" w:line="240" w:lineRule="auto"/>
+        <w:ind w:left="547" w:hanging="547"/>
+        <w:jc w:val="center"/>
+        <w:rPr>
+          <w:rFonts w:cs="Times New Roman"/>
+          <w:kern w:val="0"/>
+          <w:szCs w:val="28"/>
+          <w14:ligatures w14:val="none"/>
+        </w:rPr>
+      </w:pPr>
+    </w:p>
+    <w:p>
+      <w:pPr>
+        <w:spacing w:before="96" w:line="240" w:lineRule="auto"/>
+        <w:ind w:left="547" w:hanging="547"/>
+        <w:jc w:val="center"/>
+        <w:rPr>
+          <w:rFonts w:cs="Times New Roman"/>
+          <w:kern w:val="0"/>
+          <w:szCs w:val="28"/>
+          <w14:ligatures w14:val="none"/>
+        </w:rPr>
+      </w:pPr>
+      <w:r>
+        <w:rPr>
+          <w:rFonts w:cs="Times New Roman"/>
+          <w:kern w:val="0"/>
+          <w:szCs w:val="28"/>
+          <w14:ligatures w14:val="none"/>
+        </w:rPr>
+        <w:t>Факультет автоматики и вычислительной техники</w:t>
+      </w:r>
+    </w:p>
+    <w:p>
+      <w:pPr>
+        <w:spacing w:line="240" w:lineRule="auto"/>
+        <w:jc w:val="center"/>
+        <w:rPr>
+          <w:rFonts w:cs="Times New Roman"/>
+          <w:kern w:val="0"/>
+          <w:szCs w:val="28"/>
+          <w14:ligatures w14:val="none"/>
+        </w:rPr>
+      </w:pPr>
+      <w:r>
+        <w:rPr>
+          <w:rFonts w:cs="Times New Roman"/>
+          <w:kern w:val="0"/>
+          <w:szCs w:val="28"/>
+          <w14:ligatures w14:val="none"/>
+        </w:rPr>
+        <w:t>Кафедра Вычислительной техники</w:t>
+      </w:r>
+    </w:p>
+    <w:p>
+      <w:pPr>
+        <w:spacing w:line="240" w:lineRule="auto"/>
+        <w:jc w:val="left"/>
+        <w:rPr>
+          <w:rFonts w:cs="Times New Roman"/>
+          <w:kern w:val="0"/>
+          <w:szCs w:val="28"/>
+          <w14:ligatures w14:val="none"/>
+        </w:rPr>
+      </w:pPr>
+    </w:p>
+    <w:p>
+      <w:pPr>
+        <w:spacing w:line="240" w:lineRule="auto"/>
+        <w:jc w:val="center"/>
+        <w:rPr>
+          <w:rFonts w:cs="Times New Roman"/>
+          <w:kern w:val="0"/>
+          <w:szCs w:val="28"/>
+          <w14:ligatures w14:val="none"/>
+        </w:rPr>
+      </w:pPr>
+      <w:r>
+        <w:rPr>
+          <w:rFonts w:cs="Times New Roman"/>
+          <w:noProof/>
+          <w:kern w:val="0"/>
+          <w:sz w:val="24"/>
+          <w14:ligatures w14:val="none"/>
+        </w:rPr>
+        <w:drawing>
+          <wp:inline distT="0" distB="0" distL="0" distR="0" wp14:anchorId="6F9E0B57" wp14:editId="1D25E9A4">
+            <wp:extent cx="1114425" cy="1114425"/>
+            <wp:effectExtent l="0" t="0" r="9525" b="9525"/>
+            <wp:docPr id="6" name="image4.png"/>
+            <wp:cNvGraphicFramePr>
+              <a:graphicFrameLocks xmlns:a="http://schemas.openxmlformats.org/drawingml/2006/main" noChangeAspect="1"/>
+            </wp:cNvGraphicFramePr>
+            <a:graphic xmlns:a="http://schemas.openxmlformats.org/drawingml/2006/main">
+              <a:graphicData uri="http://schemas.openxmlformats.org/drawingml/2006/picture">
+                <pic:pic xmlns:pic="http://schemas.openxmlformats.org/drawingml/2006/picture">
+                  <pic:nvPicPr>
+                    <pic:cNvPr id="0" name="image4.png"/>
+                    <pic:cNvPicPr>
+                      <a:picLocks noChangeAspect="1" noChangeArrowheads="1"/>
+                    </pic:cNvPicPr>
+                  </pic:nvPicPr>
+                  <pic:blipFill>
+                    <a:blip r:embed="rId6">
+                      <a:extLst>
+                        <a:ext uri="{28A0092B-C50C-407E-A947-70E740481C1C}">
+                          <a14:useLocalDpi xmlns:a14="http://schemas.microsoft.com/office/drawing/2010/main" val="0"/>
+                        </a:ext>
+                      </a:extLst>
+                    </a:blip>
+                    <a:srcRect/>
+                    <a:stretch>
+                      <a:fillRect/>
+                    </a:stretch>
+                  </pic:blipFill>
+                  <pic:spPr bwMode="auto">
+                    <a:xfrm>
+                      <a:off x="0" y="0"/>
+                      <a:ext cx="1114425" cy="1114425"/>
+                    </a:xfrm>
+                    <a:prstGeom prst="rect">
+                      <a:avLst/>
+                    </a:prstGeom>
+                    <a:noFill/>
+                    <a:ln>
+                      <a:noFill/>
+                    </a:ln>
+                  </pic:spPr>
+                </pic:pic>
+              </a:graphicData>
+            </a:graphic>
+          </wp:inline>
+        </w:drawing>
+      </w:r>
+    </w:p>
+    <w:p>
+      <w:pPr>
+        <w:spacing w:line="240" w:lineRule="auto"/>
+        <w:jc w:val="center"/>
+        <w:rPr>
+          <w:rFonts w:cs="Times New Roman"/>
+          <w:kern w:val="0"/>
+          <w:szCs w:val="28"/>
+          <w14:ligatures w14:val="none"/>
+        </w:rPr>
+      </w:pPr>
+    </w:p>
+    <w:p>
+      <w:pPr>
+        <w:spacing w:line="240" w:lineRule="auto"/>
+        <w:jc w:val="center"/>
+        <w:rPr>
+          <w:rFonts w:cs="Times New Roman"/>
+          <w:kern w:val="0"/>
+          <w:szCs w:val="28"/>
+          <w14:ligatures w14:val="none"/>
+        </w:rPr>
+      </w:pPr>
+      <w:r>
+        <w:rPr>
+          <w:rFonts w:cs="Times New Roman"/>
           <w:b/>
-          <w:sz w:val="28"/>
-        </w:rPr>
-        <w:t>НОВОСИБИРСКИЙ ГОСУДАРСТВЕННЫЙ ТЕХНИЧЕСКИЙ УНИВЕРСИТЕТ</w:t>
-      </w:r>
-    </w:p>
-    <w:p>
-      <w:pPr>
-        <w:spacing w:before="400" w:after="0"/>
-      </w:pPr>
-      <w:r/>
-    </w:p>
-    <w:p>
-      <w:pPr>
-        <w:spacing w:before="400" w:after="0"/>
-      </w:pPr>
-      <w:r/>
-    </w:p>
-    <w:p>
-      <w:pPr>
-        <w:spacing w:before="0" w:after="0" w:line="360" w:lineRule="auto"/>
-        <w:jc w:val="center"/>
-      </w:pPr>
-      <w:r>
-        <w:rPr>
+          <w:kern w:val="0"/>
+          <w:sz w:val="32"/>
+          <w:szCs w:val="32"/>
+          <w14:ligatures w14:val="none"/>
+        </w:rPr>
+        <w:t>ЛАБОРАТОРНАЯ РАБОТА №</w:t>
+      </w:r>
+      <w:r>
+        <w:rPr>
+          <w:rFonts w:cs="Times New Roman"/>
           <w:b/>
+          <w:kern w:val="0"/>
           <w:sz w:val="32"/>
-        </w:rPr>
-        <w:t>Лабораторная работа №4</w:t>
-      </w:r>
-    </w:p>
-    <w:p>
-      <w:pPr>
-        <w:spacing w:before="0" w:after="0" w:line="360" w:lineRule="auto"/>
-        <w:jc w:val="center"/>
-      </w:pPr>
-      <w:r>
-        <w:rPr>
-          <w:sz w:val="32"/>
-        </w:rPr>
-        <w:t>по дисциплине «Вычислительная математика»</w:t>
-      </w:r>
-    </w:p>
-    <w:p>
-      <w:pPr>
-        <w:spacing w:before="0" w:after="0" w:line="360" w:lineRule="auto"/>
-        <w:jc w:val="center"/>
-      </w:pPr>
-      <w:r>
-        <w:rPr>
-          <w:b/>
-          <w:sz w:val="28"/>
+          <w:szCs w:val="32"/>
+          <w14:ligatures w14:val="none"/>
+        </w:rPr>
+        <w:t>4</w:t>
+      </w:r>
+    </w:p>
+    <w:p>
+      <w:pPr>
+        <w:suppressAutoHyphens/>
+        <w:spacing w:before="88"/>
+        <w:ind w:right="326"/>
+        <w:jc w:val="center"/>
+        <w:rPr>
+          <w:rFonts w:cs="Times New Roman"/>
+          <w:color w:val="auto"/>
+          <w14:ligatures w14:val="none"/>
+        </w:rPr>
+      </w:pPr>
+      <w:r>
+        <w:rPr>
+          <w:rFonts w:cs="Times New Roman"/>
+          <w:color w:val="auto"/>
+          <w14:ligatures w14:val="none"/>
+        </w:rPr>
+        <w:t>По дисциплине: «Вычислительная математика»</w:t>
+      </w:r>
+    </w:p>
+    <w:p>
+      <w:pPr>
+        <w:spacing w:line="240" w:lineRule="auto"/>
+        <w:jc w:val="center"/>
+        <w:rPr>
+          <w:rFonts w:eastAsia="SimSun" w:cs="Times New Roman"/>
+          <w:color w:val="auto"/>
+          <w:kern w:val="0"/>
+          <w:szCs w:val="28"/>
+          <w14:ligatures w14:val="none"/>
+        </w:rPr>
+      </w:pPr>
+      <w:r>
+        <w:rPr>
+          <w:rFonts w:eastAsia="SimSun" w:cs="Times New Roman"/>
+          <w:color w:val="auto"/>
+          <w:kern w:val="0"/>
+          <w:szCs w:val="28"/>
+          <w14:ligatures w14:val="none"/>
+        </w:rPr>
+        <w:t>«</w:t>
+      </w:r>
+      <w:r>
+        <w:rPr>
+          <w:rFonts w:eastAsia="SimSun" w:cs="Times New Roman"/>
+          <w:color w:val="auto"/>
+          <w:kern w:val="0"/>
+          <w:szCs w:val="28"/>
+          <w14:ligatures w14:val="none"/>
         </w:rPr>
         <w:t>Численные методы интерполяции функций</w:t>
       </w:r>
-    </w:p>
-    <w:p>
-      <w:pPr>
-        <w:spacing w:before="0" w:after="0" w:line="360" w:lineRule="auto"/>
-        <w:jc w:val="center"/>
-      </w:pPr>
-      <w:r>
-        <w:rPr>
-          <w:sz w:val="28"/>
-        </w:rPr>
-        <w:t>Вариант №20</w:t>
-      </w:r>
-    </w:p>
-    <w:p>
-      <w:pPr>
-        <w:spacing w:before="600" w:after="0"/>
-      </w:pPr>
-      <w:r/>
-    </w:p>
-    <w:p>
-      <w:pPr>
-        <w:spacing w:before="200" w:after="0"/>
-      </w:pPr>
-      <w:r/>
-    </w:p>
-    <w:p>
-      <w:pPr>
-        <w:spacing w:before="0" w:after="0" w:line="360" w:lineRule="auto"/>
-        <w:jc w:val="center"/>
-      </w:pPr>
-      <w:r>
-        <w:rPr>
-          <w:sz w:val="28"/>
-        </w:rPr>
-        <w:t>Группа: АВТ-143</w:t>
-      </w:r>
-    </w:p>
-    <w:p>
-      <w:pPr>
-        <w:spacing w:before="0" w:after="0" w:line="360" w:lineRule="auto"/>
-        <w:jc w:val="center"/>
-      </w:pPr>
-      <w:r>
-        <w:rPr>
-          <w:sz w:val="28"/>
-        </w:rPr>
-        <w:t>Студент: Филиппова У.Н. Удрис В.С.</w:t>
-      </w:r>
-    </w:p>
-    <w:p>
-      <w:pPr>
-        <w:spacing w:before="0" w:after="0" w:line="360" w:lineRule="auto"/>
-        <w:jc w:val="center"/>
-      </w:pPr>
-      <w:r>
-        <w:rPr>
-          <w:sz w:val="28"/>
-        </w:rPr>
-        <w:t>Преподаватель: Борин В.М.</w:t>
-      </w:r>
-    </w:p>
-    <w:p>
-      <w:pPr>
-        <w:spacing w:before="1200" w:after="0"/>
-      </w:pPr>
-      <w:r/>
-    </w:p>
-    <w:p>
-      <w:pPr>
-        <w:spacing w:before="400" w:after="0"/>
-      </w:pPr>
-      <w:r/>
-    </w:p>
-    <w:p>
-      <w:pPr>
-        <w:spacing w:before="0" w:after="0" w:line="360" w:lineRule="auto"/>
-        <w:jc w:val="center"/>
-      </w:pPr>
-      <w:r>
-        <w:rPr>
-          <w:sz w:val="28"/>
-        </w:rPr>
-        <w:t>НОВОСИБИРСК 2024</w:t>
-      </w:r>
-    </w:p>
-    <w:p>
-      <w:pPr>
+      <w:r>
+        <w:rPr>
+          <w:rFonts w:eastAsia="SimSun" w:cs="Times New Roman"/>
+          <w:color w:val="auto"/>
+          <w:kern w:val="0"/>
+          <w:szCs w:val="28"/>
+          <w14:ligatures w14:val="none"/>
+        </w:rPr>
+        <w:t>»</w:t>
+      </w:r>
+    </w:p>
+    <w:p>
+      <w:pPr>
+        <w:spacing w:line="240" w:lineRule="auto"/>
+        <w:jc w:val="center"/>
+        <w:rPr>
+          <w:rFonts w:cs="Times New Roman"/>
+          <w:kern w:val="0"/>
+          <w:szCs w:val="28"/>
+          <w14:ligatures w14:val="none"/>
+        </w:rPr>
+      </w:pPr>
+    </w:p>
+    <w:p>
+      <w:pPr>
+        <w:spacing w:line="240" w:lineRule="auto"/>
+        <w:jc w:val="center"/>
+        <w:rPr>
+          <w:rFonts w:cs="Times New Roman"/>
+          <w:kern w:val="0"/>
+          <w:szCs w:val="28"/>
+          <w14:ligatures w14:val="none"/>
+        </w:rPr>
+      </w:pPr>
+    </w:p>
+    <w:p>
+      <w:pPr>
+        <w:spacing w:line="240" w:lineRule="auto"/>
+        <w:jc w:val="center"/>
+        <w:rPr>
+          <w:rFonts w:cs="Times New Roman"/>
+          <w:kern w:val="0"/>
+          <w:szCs w:val="28"/>
+          <w14:ligatures w14:val="none"/>
+        </w:rPr>
+      </w:pPr>
+    </w:p>
+    <w:p>
+      <w:pPr>
+        <w:tabs>
+          <w:tab w:val="left" w:pos="142"/>
+          <w:tab w:val="left" w:pos="6521"/>
+        </w:tabs>
+        <w:spacing w:line="240" w:lineRule="auto"/>
+        <w:jc w:val="left"/>
+        <w:rPr>
+          <w:rFonts w:cs="Times New Roman"/>
+          <w:kern w:val="0"/>
+          <w:szCs w:val="28"/>
+          <w14:ligatures w14:val="none"/>
+        </w:rPr>
+      </w:pPr>
+      <w:r>
+        <w:rPr>
+          <w:rFonts w:cs="Times New Roman"/>
+          <w:i/>
+          <w:kern w:val="0"/>
+          <w:szCs w:val="28"/>
+          <w14:ligatures w14:val="none"/>
+        </w:rPr>
+        <w:tab/>
+      </w:r>
+      <w:r>
+        <w:rPr>
+          <w:rFonts w:cs="Times New Roman"/>
+          <w:kern w:val="0"/>
+          <w:szCs w:val="28"/>
+          <w14:ligatures w14:val="none"/>
+        </w:rPr>
+        <w:t>Выполнил</w:t>
+      </w:r>
+      <w:r>
+        <w:rPr>
+          <w:rFonts w:cs="Times New Roman"/>
+          <w:kern w:val="0"/>
+          <w:szCs w:val="28"/>
+          <w14:ligatures w14:val="none"/>
+        </w:rPr>
+        <w:t>и</w:t>
+      </w:r>
+      <w:proofErr w:type="gramStart"/>
+      <w:r>
+        <w:rPr>
+          <w:rFonts w:cs="Times New Roman"/>
+          <w:kern w:val="0"/>
+          <w:szCs w:val="28"/>
+          <w14:ligatures w14:val="none"/>
+        </w:rPr>
+        <w:t>:</w:t>
+      </w:r>
+      <w:r>
+        <w:rPr>
+          <w:rFonts w:cs="Times New Roman"/>
+          <w:i/>
+          <w:kern w:val="0"/>
+          <w:szCs w:val="28"/>
+          <w14:ligatures w14:val="none"/>
+        </w:rPr>
+        <w:tab/>
+      </w:r>
+      <w:r>
+        <w:rPr>
+          <w:rFonts w:cs="Times New Roman"/>
+          <w:kern w:val="0"/>
+          <w:szCs w:val="28"/>
+          <w14:ligatures w14:val="none"/>
+        </w:rPr>
+        <w:t>Проверил</w:t>
+      </w:r>
+      <w:proofErr w:type="gramEnd"/>
+      <w:r>
+        <w:rPr>
+          <w:rFonts w:cs="Times New Roman"/>
+          <w:kern w:val="0"/>
+          <w:szCs w:val="28"/>
+          <w14:ligatures w14:val="none"/>
+        </w:rPr>
+        <w:t>:</w:t>
+      </w:r>
+    </w:p>
+    <w:p>
+      <w:pPr>
+        <w:tabs>
+          <w:tab w:val="left" w:pos="142"/>
+          <w:tab w:val="left" w:pos="6521"/>
+        </w:tabs>
+        <w:spacing w:line="240" w:lineRule="auto"/>
+        <w:jc w:val="left"/>
+        <w:rPr>
+          <w:rFonts w:cs="Times New Roman"/>
+          <w:kern w:val="0"/>
+          <w:szCs w:val="28"/>
+          <w14:ligatures w14:val="none"/>
+        </w:rPr>
+      </w:pPr>
+      <w:r>
+        <w:rPr>
+          <w:rFonts w:cs="Times New Roman"/>
+          <w:kern w:val="0"/>
+          <w:szCs w:val="28"/>
+          <w14:ligatures w14:val="none"/>
+        </w:rPr>
+        <w:tab/>
+        <w:t>Студенты гр. АВТ-418                                                     Попова Т.С.</w:t>
+      </w:r>
+    </w:p>
+    <w:p>
+      <w:pPr>
+        <w:tabs>
+          <w:tab w:val="left" w:pos="142"/>
+          <w:tab w:val="left" w:pos="6521"/>
+        </w:tabs>
+        <w:spacing w:line="240" w:lineRule="auto"/>
+        <w:jc w:val="left"/>
+        <w:rPr>
+          <w:rFonts w:cs="Times New Roman"/>
+          <w:kern w:val="0"/>
+          <w:szCs w:val="28"/>
+          <w14:ligatures w14:val="none"/>
+        </w:rPr>
+      </w:pPr>
+      <w:r>
+        <w:rPr>
+          <w:rFonts w:cs="Times New Roman"/>
+          <w:kern w:val="0"/>
+          <w:szCs w:val="28"/>
+          <w14:ligatures w14:val="none"/>
+        </w:rPr>
+        <w:t xml:space="preserve">  </w:t>
+      </w:r>
+      <w:r>
+        <w:rPr>
+          <w:rFonts w:cs="Times New Roman"/>
+          <w:kern w:val="0"/>
+          <w:szCs w:val="28"/>
+          <w14:ligatures w14:val="none"/>
+        </w:rPr>
+        <w:t>Юрков В.Ю.,</w:t>
+      </w:r>
+      <w:r>
+        <w:rPr>
+          <w:rFonts w:cs="Times New Roman"/>
+          <w:kern w:val="0"/>
+          <w:szCs w:val="28"/>
+          <w14:ligatures w14:val="none"/>
+        </w:rPr>
+        <w:t xml:space="preserve"> </w:t>
+      </w:r>
+      <w:r>
+        <w:rPr>
+          <w:rFonts w:cs="Times New Roman"/>
+          <w:kern w:val="0"/>
+          <w:szCs w:val="28"/>
+          <w14:ligatures w14:val="none"/>
+        </w:rPr>
+        <w:t>Куриленко П.С.</w:t>
+      </w:r>
+      <w:r>
+        <w:rPr>
+          <w:rFonts w:cs="Times New Roman"/>
+          <w:kern w:val="0"/>
+          <w:szCs w:val="28"/>
+          <w14:ligatures w14:val="none"/>
+        </w:rPr>
+        <w:br/>
+      </w:r>
+    </w:p>
+    <w:p>
+      <w:pPr>
+        <w:tabs>
+          <w:tab w:val="left" w:pos="3261"/>
+        </w:tabs>
+        <w:spacing w:line="240" w:lineRule="auto"/>
+        <w:jc w:val="left"/>
+        <w:rPr>
+          <w:rFonts w:cs="Times New Roman"/>
+          <w:kern w:val="0"/>
+          <w:szCs w:val="28"/>
+          <w14:ligatures w14:val="none"/>
+        </w:rPr>
+      </w:pPr>
+    </w:p>
+    <w:p>
+      <w:pPr>
+        <w:tabs>
+          <w:tab w:val="left" w:pos="3261"/>
+        </w:tabs>
+        <w:spacing w:line="240" w:lineRule="auto"/>
+        <w:jc w:val="left"/>
+        <w:rPr>
+          <w:rFonts w:cs="Times New Roman"/>
+          <w:kern w:val="0"/>
+          <w:szCs w:val="28"/>
+          <w14:ligatures w14:val="none"/>
+        </w:rPr>
+      </w:pPr>
+    </w:p>
+    <w:p>
+      <w:pPr>
+        <w:tabs>
+          <w:tab w:val="left" w:pos="3261"/>
+        </w:tabs>
+        <w:spacing w:line="240" w:lineRule="auto"/>
+        <w:jc w:val="left"/>
+        <w:rPr>
+          <w:rFonts w:cs="Times New Roman"/>
+          <w:kern w:val="0"/>
+          <w:szCs w:val="28"/>
+          <w14:ligatures w14:val="none"/>
+        </w:rPr>
+      </w:pPr>
+    </w:p>
+    <w:p>
+      <w:pPr>
+        <w:spacing w:line="240" w:lineRule="auto"/>
+        <w:jc w:val="center"/>
+        <w:rPr>
+          <w:rFonts w:cs="Times New Roman"/>
+          <w:kern w:val="0"/>
+          <w:szCs w:val="28"/>
+          <w14:ligatures w14:val="none"/>
+        </w:rPr>
+      </w:pPr>
+    </w:p>
+    <w:p>
+      <w:pPr>
+        <w:spacing w:line="240" w:lineRule="auto"/>
+        <w:jc w:val="center"/>
+        <w:rPr>
+          <w:rFonts w:cs="Times New Roman"/>
+          <w:kern w:val="0"/>
+          <w:szCs w:val="28"/>
+          <w14:ligatures w14:val="none"/>
+        </w:rPr>
+      </w:pPr>
+    </w:p>
+    <w:p>
+      <w:pPr>
+        <w:spacing w:line="240" w:lineRule="auto"/>
+        <w:rPr>
+          <w:rFonts w:cs="Times New Roman"/>
+          <w:kern w:val="0"/>
+          <w:szCs w:val="28"/>
+          <w14:ligatures w14:val="none"/>
+        </w:rPr>
+      </w:pPr>
+    </w:p>
+    <w:p>
+      <w:pPr>
+        <w:spacing w:line="240" w:lineRule="auto"/>
+        <w:rPr>
+          <w:rFonts w:cs="Times New Roman"/>
+          <w:kern w:val="0"/>
+          <w:szCs w:val="28"/>
+          <w14:ligatures w14:val="none"/>
+        </w:rPr>
+      </w:pPr>
+    </w:p>
+    <w:p>
+      <w:pPr>
+        <w:spacing w:line="240" w:lineRule="auto"/>
+        <w:rPr>
+          <w:rFonts w:cs="Times New Roman"/>
+          <w:kern w:val="0"/>
+          <w:szCs w:val="28"/>
+          <w14:ligatures w14:val="none"/>
+        </w:rPr>
+      </w:pPr>
+    </w:p>
+    <w:p>
+      <w:pPr>
+        <w:spacing w:line="240" w:lineRule="auto"/>
+        <w:rPr>
+          <w:rFonts w:cs="Times New Roman"/>
+          <w:kern w:val="0"/>
+          <w:szCs w:val="28"/>
+          <w14:ligatures w14:val="none"/>
+        </w:rPr>
+      </w:pPr>
+    </w:p>
+    <w:p>
+      <w:pPr>
+        <w:spacing w:line="240" w:lineRule="auto"/>
+        <w:jc w:val="center"/>
+        <w:rPr>
+          <w:rFonts w:cs="Times New Roman"/>
+          <w:kern w:val="0"/>
+          <w:szCs w:val="28"/>
+          <w14:ligatures w14:val="none"/>
+        </w:rPr>
+      </w:pPr>
+    </w:p>
+    <w:p>
+      <w:pPr>
+        <w:spacing w:line="240" w:lineRule="auto"/>
+        <w:jc w:val="center"/>
+      </w:pPr>
+    </w:p>
+    <w:p>
+      <w:pPr>
+        <w:spacing w:line="240" w:lineRule="auto"/>
+        <w:jc w:val="center"/>
+      </w:pPr>
+    </w:p>
+    <w:p>
+      <w:pPr>
+        <w:spacing w:line="240" w:lineRule="auto"/>
+        <w:jc w:val="center"/>
+      </w:pPr>
+      <w:r>
+        <w:t>Новосибирск</w:t>
+      </w:r>
+    </w:p>
+    <w:p>
+      <w:pPr>
+        <w:jc w:val="center"/>
         <w:sectPr>
-          <w:type w:val="nextPage"/>
           <w:pgSz w:w="11906" w:h="16838"/>
-          <w:pgMar w:top="1134" w:right="850" w:bottom="1134" w:left="1701" w:header="720" w:footer="720"/>
+          <w:pgMar w:top="1134" w:right="567" w:bottom="1134" w:left="851" w:header="720" w:footer="720" w:gutter="0"/>
+          <w:cols w:space="720"/>
           <w:titlePg/>
+          <w:docGrid w:linePitch="381"/>
         </w:sectPr>
       </w:pPr>
-    </w:p>
-    <w:p>
-      <w:pPr>
-        <w:pStyle w:val="Heading1"/>
-      </w:pPr>
-      <w:r>
+      <w:r>
+        <w:rPr>
+          <w:lang w:eastAsia="en-US"/>
+        </w:rPr>
+        <w:t>2</w:t>
+      </w:r>
+      <w:r>
+        <w:rPr>
+          <w:lang w:eastAsia="en-US"/>
+        </w:rPr>
+        <w:t>026</w:t>
+      </w:r>
+    </w:p>
+    <w:p>
+      <w:pPr>
+        <w:pStyle w:val="1"/>
+      </w:pPr>
+      <w:r>
+        <w:lastRenderedPageBreak/>
         <w:t>Цель работы</w:t>
       </w:r>
     </w:p>
@@ -222,7 +844,7 @@
     </w:p>
     <w:p>
       <w:pPr>
-        <w:pStyle w:val="Heading1"/>
+        <w:pStyle w:val="1"/>
       </w:pPr>
       <w:r>
         <w:t>Задание варианта №20</w:t>
@@ -238,14 +860,26 @@
     </w:p>
     <w:p>
       <w:pPr>
-        <w:spacing w:before="0" w:after="0" w:line="360" w:lineRule="auto"/>
-        <w:jc w:val="center"/>
-      </w:pPr>
-      <w:r>
-        <w:rPr>
-          <w:sz w:val="28"/>
-        </w:rPr>
-        <w:t>f(x) = lg(x) − 5/(2x + 3)</w:t>
+        <w:jc w:val="center"/>
+      </w:pPr>
+      <w:r>
+        <w:t xml:space="preserve">f(x) = </w:t>
+      </w:r>
+      <w:proofErr w:type="spellStart"/>
+      <w:r>
+        <w:t>lg</w:t>
+      </w:r>
+      <w:proofErr w:type="spellEnd"/>
+      <w:r>
+        <w:t>(x) − 5</w:t>
+      </w:r>
+      <w:proofErr w:type="gramStart"/>
+      <w:r>
+        <w:t>/(</w:t>
+      </w:r>
+      <w:proofErr w:type="gramEnd"/>
+      <w:r>
+        <w:t>2x + 3)</w:t>
       </w:r>
     </w:p>
     <w:p>
@@ -258,7 +892,7 @@
     </w:p>
     <w:p>
       <w:pPr>
-        <w:pStyle w:val="Heading1"/>
+        <w:pStyle w:val="1"/>
       </w:pPr>
       <w:r>
         <w:t>Краткая теория</w:t>
@@ -266,7 +900,7 @@
     </w:p>
     <w:p>
       <w:pPr>
-        <w:pStyle w:val="Heading2"/>
+        <w:pStyle w:val="2"/>
       </w:pPr>
       <w:r>
         <w:t>Аппроксимация многочленом Тейлора</w:t>
@@ -282,15 +916,16 @@
     </w:p>
     <w:p>
       <w:pPr>
-        <w:spacing w:before="0" w:after="0" w:line="360" w:lineRule="auto"/>
-        <w:jc w:val="center"/>
-      </w:pPr>
-      <w:r>
-        <w:rPr>
-          <w:sz w:val="28"/>
-        </w:rPr>
-        <w:t>Pₙ(x) = Σ f⁽ᵏ⁾(x₀)/k! · (x − x₀)ᵏ</w:t>
-      </w:r>
+        <w:jc w:val="center"/>
+      </w:pPr>
+      <w:r>
+        <w:t>Pₙ(x) = Σ f⁽ᵏ⁾(x₀)/k! · (x − x</w:t>
+      </w:r>
+      <w:proofErr w:type="gramStart"/>
+      <w:r>
+        <w:t>₀)ᵏ</w:t>
+      </w:r>
+      <w:proofErr w:type="gramEnd"/>
     </w:p>
     <w:p>
       <w:pPr>
@@ -302,7 +937,7 @@
     </w:p>
     <w:p>
       <w:pPr>
-        <w:pStyle w:val="Heading2"/>
+        <w:pStyle w:val="2"/>
       </w:pPr>
       <w:r>
         <w:t>Интерполяция многочленами Лагранжа</w:t>
@@ -318,15 +953,25 @@
     </w:p>
     <w:p>
       <w:pPr>
-        <w:spacing w:before="0" w:after="0" w:line="360" w:lineRule="auto"/>
-        <w:jc w:val="center"/>
-      </w:pPr>
-      <w:r>
-        <w:rPr>
-          <w:sz w:val="28"/>
-        </w:rPr>
-        <w:t>Lᵢ(x) = Π (x − xⱼ)/(xᵢ − xⱼ),  j≠i</w:t>
-      </w:r>
+        <w:jc w:val="center"/>
+      </w:pPr>
+      <w:r>
+        <w:lastRenderedPageBreak/>
+        <w:t>Lᵢ(x) = Π (x − xⱼ)</w:t>
+      </w:r>
+      <w:proofErr w:type="gramStart"/>
+      <w:r>
+        <w:t>/(</w:t>
+      </w:r>
+      <w:proofErr w:type="gramEnd"/>
+      <w:r>
+        <w:t xml:space="preserve">xᵢ − xⱼ),  </w:t>
+      </w:r>
+      <w:proofErr w:type="spellStart"/>
+      <w:r>
+        <w:t>j≠i</w:t>
+      </w:r>
+      <w:proofErr w:type="spellEnd"/>
     </w:p>
     <w:p>
       <w:pPr>
@@ -338,7 +983,7 @@
     </w:p>
     <w:p>
       <w:pPr>
-        <w:pStyle w:val="Heading2"/>
+        <w:pStyle w:val="2"/>
       </w:pPr>
       <w:r>
         <w:t>Интерполяция многочленом Ньютона</w:t>
@@ -354,14 +999,23 @@
     </w:p>
     <w:p>
       <w:pPr>
-        <w:spacing w:before="0" w:after="0" w:line="360" w:lineRule="auto"/>
-        <w:jc w:val="center"/>
-      </w:pPr>
-      <w:r>
-        <w:rPr>
-          <w:sz w:val="28"/>
-        </w:rPr>
-        <w:t>Pₙ(x) = f[x₀] + f[x₀,x₁](x−x₀) + … + f[x₀,…,xₙ](x−x₀)…(x−xₙ₋₁)</w:t>
+        <w:jc w:val="center"/>
+      </w:pPr>
+      <w:r>
+        <w:t>Pₙ(x) = f[x₀] + f[</w:t>
+      </w:r>
+      <w:proofErr w:type="spellStart"/>
+      <w:r>
+        <w:t>x</w:t>
+      </w:r>
+      <w:proofErr w:type="gramStart"/>
+      <w:r>
+        <w:t>₀,x</w:t>
+      </w:r>
+      <w:proofErr w:type="spellEnd"/>
+      <w:proofErr w:type="gramEnd"/>
+      <w:r>
+        <w:t>₁](x−x₀) + … + f[x₀,…,xₙ](x−x₀)…(x−xₙ₋₁)</w:t>
       </w:r>
     </w:p>
     <w:p>
@@ -374,7 +1028,7 @@
     </w:p>
     <w:p>
       <w:pPr>
-        <w:pStyle w:val="Heading1"/>
+        <w:pStyle w:val="1"/>
       </w:pPr>
       <w:r>
         <w:t>Результаты вычислений</w:t>
@@ -382,7 +1036,7 @@
     </w:p>
     <w:p>
       <w:pPr>
-        <w:pStyle w:val="Heading2"/>
+        <w:pStyle w:val="2"/>
       </w:pPr>
       <w:r>
         <w:t>Таблица 1 — Данные аппроксимации функции многочленом Тейлора</w:t>
@@ -401,25 +1055,39 @@
         <w:tblW w:w="5000" w:type="pct"/>
         <w:jc w:val="center"/>
         <w:tblBorders>
-          <w:top w:val="single" w:color="000000" w:sz="4"/>
-          <w:left w:val="single" w:color="000000" w:sz="4"/>
-          <w:bottom w:val="single" w:color="000000" w:sz="4"/>
-          <w:right w:val="single" w:color="000000" w:sz="4"/>
-          <w:insideH w:val="single" w:color="000000" w:sz="4"/>
-          <w:insideV w:val="single" w:color="000000" w:sz="4"/>
+          <w:top w:val="single" w:sz="4" w:space="0" w:color="000000"/>
+          <w:left w:val="single" w:sz="4" w:space="0" w:color="000000"/>
+          <w:bottom w:val="single" w:sz="4" w:space="0" w:color="000000"/>
+          <w:right w:val="single" w:sz="4" w:space="0" w:color="000000"/>
+          <w:insideH w:val="single" w:sz="4" w:space="0" w:color="000000"/>
+          <w:insideV w:val="single" w:sz="4" w:space="0" w:color="000000"/>
         </w:tblBorders>
+        <w:tblCellMar>
+          <w:left w:w="10" w:type="dxa"/>
+          <w:right w:w="10" w:type="dxa"/>
+        </w:tblCellMar>
+        <w:tblLook w:val="0000" w:firstRow="0" w:lastRow="0" w:firstColumn="0" w:lastColumn="0" w:noHBand="0" w:noVBand="0"/>
       </w:tblPr>
       <w:tblGrid>
-        <w:gridCol w:w="2000"/>
-        <w:gridCol w:w="2000"/>
-        <w:gridCol w:w="2000"/>
-        <w:gridCol w:w="2000"/>
+        <w:gridCol w:w="2627"/>
+        <w:gridCol w:w="2627"/>
+        <w:gridCol w:w="2627"/>
+        <w:gridCol w:w="2627"/>
       </w:tblGrid>
       <w:tr>
-        <w:tc>
-          <w:tcPr>
-            <w:tcW w:w="2000" w:type="dxa"/>
-            <w:shd w:val="clear" w:fill="EEEEEE"/>
+        <w:tblPrEx>
+          <w:tblCellMar>
+            <w:top w:w="0" w:type="dxa"/>
+            <w:bottom w:w="0" w:type="dxa"/>
+          </w:tblCellMar>
+        </w:tblPrEx>
+        <w:trPr>
+          <w:jc w:val="center"/>
+        </w:trPr>
+        <w:tc>
+          <w:tcPr>
+            <w:tcW w:w="2000" w:type="dxa"/>
+            <w:shd w:val="clear" w:color="auto" w:fill="EEEEEE"/>
           </w:tcPr>
           <w:p>
             <w:pPr>
@@ -438,7 +1106,7 @@
         <w:tc>
           <w:tcPr>
             <w:tcW w:w="2000" w:type="dxa"/>
-            <w:shd w:val="clear" w:fill="EEEEEE"/>
+            <w:shd w:val="clear" w:color="auto" w:fill="EEEEEE"/>
           </w:tcPr>
           <w:p>
             <w:pPr>
@@ -457,7 +1125,7 @@
         <w:tc>
           <w:tcPr>
             <w:tcW w:w="2000" w:type="dxa"/>
-            <w:shd w:val="clear" w:fill="EEEEEE"/>
+            <w:shd w:val="clear" w:color="auto" w:fill="EEEEEE"/>
           </w:tcPr>
           <w:p>
             <w:pPr>
@@ -476,7 +1144,7 @@
         <w:tc>
           <w:tcPr>
             <w:tcW w:w="2000" w:type="dxa"/>
-            <w:shd w:val="clear" w:fill="EEEEEE"/>
+            <w:shd w:val="clear" w:color="auto" w:fill="EEEEEE"/>
           </w:tcPr>
           <w:p>
             <w:pPr>
@@ -488,12 +1156,37 @@
                 <w:b/>
                 <w:sz w:val="24"/>
               </w:rPr>
-              <w:t>c = (a+b)/2 = 3.0</w:t>
+              <w:t>c = (</w:t>
+            </w:r>
+            <w:proofErr w:type="spellStart"/>
+            <w:r>
+              <w:rPr>
+                <w:b/>
+                <w:sz w:val="24"/>
+              </w:rPr>
+              <w:t>a+b</w:t>
+            </w:r>
+            <w:proofErr w:type="spellEnd"/>
+            <w:r>
+              <w:rPr>
+                <w:b/>
+                <w:sz w:val="24"/>
+              </w:rPr>
+              <w:t>)/2 = 3.0</w:t>
             </w:r>
           </w:p>
         </w:tc>
       </w:tr>
       <w:tr>
+        <w:tblPrEx>
+          <w:tblCellMar>
+            <w:top w:w="0" w:type="dxa"/>
+            <w:bottom w:w="0" w:type="dxa"/>
+          </w:tblCellMar>
+        </w:tblPrEx>
+        <w:trPr>
+          <w:jc w:val="center"/>
+        </w:trPr>
         <w:tc>
           <w:tcPr>
             <w:tcW w:w="2000" w:type="dxa"/>
@@ -564,6 +1257,15 @@
         </w:tc>
       </w:tr>
       <w:tr>
+        <w:tblPrEx>
+          <w:tblCellMar>
+            <w:top w:w="0" w:type="dxa"/>
+            <w:bottom w:w="0" w:type="dxa"/>
+          </w:tblCellMar>
+        </w:tblPrEx>
+        <w:trPr>
+          <w:jc w:val="center"/>
+        </w:trPr>
         <w:tc>
           <w:tcPr>
             <w:tcW w:w="2000" w:type="dxa"/>
@@ -634,6 +1336,15 @@
         </w:tc>
       </w:tr>
       <w:tr>
+        <w:tblPrEx>
+          <w:tblCellMar>
+            <w:top w:w="0" w:type="dxa"/>
+            <w:bottom w:w="0" w:type="dxa"/>
+          </w:tblCellMar>
+        </w:tblPrEx>
+        <w:trPr>
+          <w:jc w:val="center"/>
+        </w:trPr>
         <w:tc>
           <w:tcPr>
             <w:tcW w:w="2000" w:type="dxa"/>
@@ -704,6 +1415,15 @@
         </w:tc>
       </w:tr>
       <w:tr>
+        <w:tblPrEx>
+          <w:tblCellMar>
+            <w:top w:w="0" w:type="dxa"/>
+            <w:bottom w:w="0" w:type="dxa"/>
+          </w:tblCellMar>
+        </w:tblPrEx>
+        <w:trPr>
+          <w:jc w:val="center"/>
+        </w:trPr>
         <w:tc>
           <w:tcPr>
             <w:tcW w:w="2000" w:type="dxa"/>
@@ -784,7 +1504,6 @@
     </w:p>
     <w:p>
       <w:pPr>
-        <w:spacing w:before="0" w:after="0" w:line="360" w:lineRule="auto"/>
         <w:jc w:val="center"/>
       </w:pPr>
       <w:r>
@@ -801,23 +1520,27 @@
         <w:jc w:val="center"/>
       </w:pPr>
       <w:r>
+        <w:rPr>
+          <w:noProof/>
+        </w:rPr>
+        <w:lastRenderedPageBreak/>
         <w:drawing>
-          <wp:inline distT="0" distB="0" distL="0" distR="0">
+          <wp:inline distT="0" distB="0" distL="0" distR="0" wp14:anchorId="58D90ED7" wp14:editId="1A1B2B3E">
             <wp:extent cx="5400000" cy="1790270"/>
             <wp:effectExtent l="0" t="0" r="0" b="0"/>
             <wp:docPr id="1" name="Taylor"/>
             <wp:cNvGraphicFramePr>
-              <a:graphicFrameLocks noChangeAspect="1"/>
+              <a:graphicFrameLocks xmlns:a="http://schemas.openxmlformats.org/drawingml/2006/main" noChangeAspect="1"/>
             </wp:cNvGraphicFramePr>
-            <a:graphic>
+            <a:graphic xmlns:a="http://schemas.openxmlformats.org/drawingml/2006/main">
               <a:graphicData uri="http://schemas.openxmlformats.org/drawingml/2006/picture">
-                <pic:pic>
+                <pic:pic xmlns:pic="http://schemas.openxmlformats.org/drawingml/2006/picture">
                   <pic:nvPicPr>
                     <pic:cNvPr id="0" name="Taylor.png"/>
                     <pic:cNvPicPr/>
                   </pic:nvPicPr>
                   <pic:blipFill>
-                    <a:blip r:embed="Rbb2d7ee9a8fb4167"/>
+                    <a:blip r:embed="rId7"/>
                     <a:stretch>
                       <a:fillRect/>
                     </a:stretch>
@@ -827,7 +1550,9 @@
                       <a:off x="0" y="0"/>
                       <a:ext cx="5400000" cy="1790270"/>
                     </a:xfrm>
-                    <a:prstGeom prst="rect"/>
+                    <a:prstGeom prst="rect">
+                      <a:avLst/>
+                    </a:prstGeom>
                   </pic:spPr>
                 </pic:pic>
               </a:graphicData>
@@ -838,7 +1563,6 @@
     </w:p>
     <w:p>
       <w:pPr>
-        <w:spacing w:before="0" w:after="0" w:line="360" w:lineRule="auto"/>
         <w:jc w:val="center"/>
       </w:pPr>
       <w:r>
@@ -855,23 +1579,26 @@
         <w:jc w:val="center"/>
       </w:pPr>
       <w:r>
+        <w:rPr>
+          <w:noProof/>
+        </w:rPr>
         <w:drawing>
-          <wp:inline distT="0" distB="0" distL="0" distR="0">
+          <wp:inline distT="0" distB="0" distL="0" distR="0" wp14:anchorId="1F56BAE6" wp14:editId="5D4CC712">
             <wp:extent cx="5400000" cy="1790270"/>
             <wp:effectExtent l="0" t="0" r="0" b="0"/>
             <wp:docPr id="2" name="TaylorX0"/>
             <wp:cNvGraphicFramePr>
-              <a:graphicFrameLocks noChangeAspect="1"/>
+              <a:graphicFrameLocks xmlns:a="http://schemas.openxmlformats.org/drawingml/2006/main" noChangeAspect="1"/>
             </wp:cNvGraphicFramePr>
-            <a:graphic>
+            <a:graphic xmlns:a="http://schemas.openxmlformats.org/drawingml/2006/main">
               <a:graphicData uri="http://schemas.openxmlformats.org/drawingml/2006/picture">
-                <pic:pic>
+                <pic:pic xmlns:pic="http://schemas.openxmlformats.org/drawingml/2006/picture">
                   <pic:nvPicPr>
                     <pic:cNvPr id="0" name="TaylorX0.png"/>
                     <pic:cNvPicPr/>
                   </pic:nvPicPr>
                   <pic:blipFill>
-                    <a:blip r:embed="R4bd4f0b0fb674a4d"/>
+                    <a:blip r:embed="rId8"/>
                     <a:stretch>
                       <a:fillRect/>
                     </a:stretch>
@@ -881,7 +1608,9 @@
                       <a:off x="0" y="0"/>
                       <a:ext cx="5400000" cy="1790270"/>
                     </a:xfrm>
-                    <a:prstGeom prst="rect"/>
+                    <a:prstGeom prst="rect">
+                      <a:avLst/>
+                    </a:prstGeom>
                   </pic:spPr>
                 </pic:pic>
               </a:graphicData>
@@ -892,7 +1621,7 @@
     </w:p>
     <w:p>
       <w:pPr>
-        <w:pStyle w:val="Heading2"/>
+        <w:pStyle w:val="2"/>
       </w:pPr>
       <w:r>
         <w:t>Таблица 2 — Оценка максимальной погрешности интерполяции многочленами Лагранжа</w:t>
@@ -911,24 +1640,38 @@
         <w:tblW w:w="5000" w:type="pct"/>
         <w:jc w:val="center"/>
         <w:tblBorders>
-          <w:top w:val="single" w:color="000000" w:sz="4"/>
-          <w:left w:val="single" w:color="000000" w:sz="4"/>
-          <w:bottom w:val="single" w:color="000000" w:sz="4"/>
-          <w:right w:val="single" w:color="000000" w:sz="4"/>
-          <w:insideH w:val="single" w:color="000000" w:sz="4"/>
-          <w:insideV w:val="single" w:color="000000" w:sz="4"/>
+          <w:top w:val="single" w:sz="4" w:space="0" w:color="000000"/>
+          <w:left w:val="single" w:sz="4" w:space="0" w:color="000000"/>
+          <w:bottom w:val="single" w:sz="4" w:space="0" w:color="000000"/>
+          <w:right w:val="single" w:sz="4" w:space="0" w:color="000000"/>
+          <w:insideH w:val="single" w:sz="4" w:space="0" w:color="000000"/>
+          <w:insideV w:val="single" w:sz="4" w:space="0" w:color="000000"/>
         </w:tblBorders>
+        <w:tblCellMar>
+          <w:left w:w="10" w:type="dxa"/>
+          <w:right w:w="10" w:type="dxa"/>
+        </w:tblCellMar>
+        <w:tblLook w:val="0000" w:firstRow="0" w:lastRow="0" w:firstColumn="0" w:lastColumn="0" w:noHBand="0" w:noVBand="0"/>
       </w:tblPr>
       <w:tblGrid>
-        <w:gridCol w:w="2000"/>
-        <w:gridCol w:w="2000"/>
-        <w:gridCol w:w="2000"/>
+        <w:gridCol w:w="3502"/>
+        <w:gridCol w:w="3503"/>
+        <w:gridCol w:w="3503"/>
       </w:tblGrid>
       <w:tr>
-        <w:tc>
-          <w:tcPr>
-            <w:tcW w:w="2000" w:type="dxa"/>
-            <w:shd w:val="clear" w:fill="EEEEEE"/>
+        <w:tblPrEx>
+          <w:tblCellMar>
+            <w:top w:w="0" w:type="dxa"/>
+            <w:bottom w:w="0" w:type="dxa"/>
+          </w:tblCellMar>
+        </w:tblPrEx>
+        <w:trPr>
+          <w:jc w:val="center"/>
+        </w:trPr>
+        <w:tc>
+          <w:tcPr>
+            <w:tcW w:w="2000" w:type="dxa"/>
+            <w:shd w:val="clear" w:color="auto" w:fill="EEEEEE"/>
           </w:tcPr>
           <w:p>
             <w:pPr>
@@ -947,7 +1690,7 @@
         <w:tc>
           <w:tcPr>
             <w:tcW w:w="2000" w:type="dxa"/>
-            <w:shd w:val="clear" w:fill="EEEEEE"/>
+            <w:shd w:val="clear" w:color="auto" w:fill="EEEEEE"/>
           </w:tcPr>
           <w:p>
             <w:pPr>
@@ -966,7 +1709,7 @@
         <w:tc>
           <w:tcPr>
             <w:tcW w:w="2000" w:type="dxa"/>
-            <w:shd w:val="clear" w:fill="EEEEEE"/>
+            <w:shd w:val="clear" w:color="auto" w:fill="EEEEEE"/>
           </w:tcPr>
           <w:p>
             <w:pPr>
@@ -984,6 +1727,15 @@
         </w:tc>
       </w:tr>
       <w:tr>
+        <w:tblPrEx>
+          <w:tblCellMar>
+            <w:top w:w="0" w:type="dxa"/>
+            <w:bottom w:w="0" w:type="dxa"/>
+          </w:tblCellMar>
+        </w:tblPrEx>
+        <w:trPr>
+          <w:jc w:val="center"/>
+        </w:trPr>
         <w:tc>
           <w:tcPr>
             <w:tcW w:w="2000" w:type="dxa"/>
@@ -1037,6 +1789,15 @@
         </w:tc>
       </w:tr>
       <w:tr>
+        <w:tblPrEx>
+          <w:tblCellMar>
+            <w:top w:w="0" w:type="dxa"/>
+            <w:bottom w:w="0" w:type="dxa"/>
+          </w:tblCellMar>
+        </w:tblPrEx>
+        <w:trPr>
+          <w:jc w:val="center"/>
+        </w:trPr>
         <w:tc>
           <w:tcPr>
             <w:tcW w:w="2000" w:type="dxa"/>
@@ -1090,6 +1851,15 @@
         </w:tc>
       </w:tr>
       <w:tr>
+        <w:tblPrEx>
+          <w:tblCellMar>
+            <w:top w:w="0" w:type="dxa"/>
+            <w:bottom w:w="0" w:type="dxa"/>
+          </w:tblCellMar>
+        </w:tblPrEx>
+        <w:trPr>
+          <w:jc w:val="center"/>
+        </w:trPr>
         <w:tc>
           <w:tcPr>
             <w:tcW w:w="2000" w:type="dxa"/>
@@ -1143,6 +1913,15 @@
         </w:tc>
       </w:tr>
       <w:tr>
+        <w:tblPrEx>
+          <w:tblCellMar>
+            <w:top w:w="0" w:type="dxa"/>
+            <w:bottom w:w="0" w:type="dxa"/>
+          </w:tblCellMar>
+        </w:tblPrEx>
+        <w:trPr>
+          <w:jc w:val="center"/>
+        </w:trPr>
         <w:tc>
           <w:tcPr>
             <w:tcW w:w="2000" w:type="dxa"/>
@@ -1196,6 +1975,15 @@
         </w:tc>
       </w:tr>
       <w:tr>
+        <w:tblPrEx>
+          <w:tblCellMar>
+            <w:top w:w="0" w:type="dxa"/>
+            <w:bottom w:w="0" w:type="dxa"/>
+          </w:tblCellMar>
+        </w:tblPrEx>
+        <w:trPr>
+          <w:jc w:val="center"/>
+        </w:trPr>
         <w:tc>
           <w:tcPr>
             <w:tcW w:w="2000" w:type="dxa"/>
@@ -1259,7 +2047,6 @@
     </w:p>
     <w:p>
       <w:pPr>
-        <w:spacing w:before="0" w:after="0" w:line="360" w:lineRule="auto"/>
         <w:jc w:val="center"/>
       </w:pPr>
       <w:r>
@@ -1276,23 +2063,27 @@
         <w:jc w:val="center"/>
       </w:pPr>
       <w:r>
+        <w:rPr>
+          <w:noProof/>
+        </w:rPr>
+        <w:lastRenderedPageBreak/>
         <w:drawing>
-          <wp:inline distT="0" distB="0" distL="0" distR="0">
+          <wp:inline distT="0" distB="0" distL="0" distR="0" wp14:anchorId="657DDC3F" wp14:editId="28774D81">
             <wp:extent cx="5400000" cy="1784643"/>
             <wp:effectExtent l="0" t="0" r="0" b="0"/>
             <wp:docPr id="3" name="LagrangeNewton"/>
             <wp:cNvGraphicFramePr>
-              <a:graphicFrameLocks noChangeAspect="1"/>
+              <a:graphicFrameLocks xmlns:a="http://schemas.openxmlformats.org/drawingml/2006/main" noChangeAspect="1"/>
             </wp:cNvGraphicFramePr>
-            <a:graphic>
+            <a:graphic xmlns:a="http://schemas.openxmlformats.org/drawingml/2006/main">
               <a:graphicData uri="http://schemas.openxmlformats.org/drawingml/2006/picture">
-                <pic:pic>
+                <pic:pic xmlns:pic="http://schemas.openxmlformats.org/drawingml/2006/picture">
                   <pic:nvPicPr>
                     <pic:cNvPr id="0" name="LagrangeNewton.png"/>
                     <pic:cNvPicPr/>
                   </pic:nvPicPr>
                   <pic:blipFill>
-                    <a:blip r:embed="Rb27e1ad200f14379"/>
+                    <a:blip r:embed="rId9"/>
                     <a:stretch>
                       <a:fillRect/>
                     </a:stretch>
@@ -1302,7 +2093,9 @@
                       <a:off x="0" y="0"/>
                       <a:ext cx="5400000" cy="1784643"/>
                     </a:xfrm>
-                    <a:prstGeom prst="rect"/>
+                    <a:prstGeom prst="rect">
+                      <a:avLst/>
+                    </a:prstGeom>
                   </pic:spPr>
                 </pic:pic>
               </a:graphicData>
@@ -1313,7 +2106,7 @@
     </w:p>
     <w:p>
       <w:pPr>
-        <w:pStyle w:val="Heading2"/>
+        <w:pStyle w:val="2"/>
       </w:pPr>
       <w:r>
         <w:t>Скользящая интерполяция</w:t>
@@ -1332,24 +2125,38 @@
         <w:tblW w:w="5000" w:type="pct"/>
         <w:jc w:val="center"/>
         <w:tblBorders>
-          <w:top w:val="single" w:color="000000" w:sz="4"/>
-          <w:left w:val="single" w:color="000000" w:sz="4"/>
-          <w:bottom w:val="single" w:color="000000" w:sz="4"/>
-          <w:right w:val="single" w:color="000000" w:sz="4"/>
-          <w:insideH w:val="single" w:color="000000" w:sz="4"/>
-          <w:insideV w:val="single" w:color="000000" w:sz="4"/>
+          <w:top w:val="single" w:sz="4" w:space="0" w:color="000000"/>
+          <w:left w:val="single" w:sz="4" w:space="0" w:color="000000"/>
+          <w:bottom w:val="single" w:sz="4" w:space="0" w:color="000000"/>
+          <w:right w:val="single" w:sz="4" w:space="0" w:color="000000"/>
+          <w:insideH w:val="single" w:sz="4" w:space="0" w:color="000000"/>
+          <w:insideV w:val="single" w:sz="4" w:space="0" w:color="000000"/>
         </w:tblBorders>
+        <w:tblCellMar>
+          <w:left w:w="10" w:type="dxa"/>
+          <w:right w:w="10" w:type="dxa"/>
+        </w:tblCellMar>
+        <w:tblLook w:val="0000" w:firstRow="0" w:lastRow="0" w:firstColumn="0" w:lastColumn="0" w:noHBand="0" w:noVBand="0"/>
       </w:tblPr>
       <w:tblGrid>
-        <w:gridCol w:w="2000"/>
-        <w:gridCol w:w="2000"/>
-        <w:gridCol w:w="2000"/>
+        <w:gridCol w:w="3502"/>
+        <w:gridCol w:w="3503"/>
+        <w:gridCol w:w="3503"/>
       </w:tblGrid>
       <w:tr>
-        <w:tc>
-          <w:tcPr>
-            <w:tcW w:w="2000" w:type="dxa"/>
-            <w:shd w:val="clear" w:fill="EEEEEE"/>
+        <w:tblPrEx>
+          <w:tblCellMar>
+            <w:top w:w="0" w:type="dxa"/>
+            <w:bottom w:w="0" w:type="dxa"/>
+          </w:tblCellMar>
+        </w:tblPrEx>
+        <w:trPr>
+          <w:jc w:val="center"/>
+        </w:trPr>
+        <w:tc>
+          <w:tcPr>
+            <w:tcW w:w="2000" w:type="dxa"/>
+            <w:shd w:val="clear" w:color="auto" w:fill="EEEEEE"/>
           </w:tcPr>
           <w:p>
             <w:pPr>
@@ -1368,7 +2175,7 @@
         <w:tc>
           <w:tcPr>
             <w:tcW w:w="2000" w:type="dxa"/>
-            <w:shd w:val="clear" w:fill="EEEEEE"/>
+            <w:shd w:val="clear" w:color="auto" w:fill="EEEEEE"/>
           </w:tcPr>
           <w:p>
             <w:pPr>
@@ -1380,31 +2187,72 @@
                 <w:b/>
                 <w:sz w:val="24"/>
               </w:rPr>
-              <w:t>Макс. абс. погрешность</w:t>
-            </w:r>
-          </w:p>
-        </w:tc>
-        <w:tc>
-          <w:tcPr>
-            <w:tcW w:w="2000" w:type="dxa"/>
-            <w:shd w:val="clear" w:fill="EEEEEE"/>
-          </w:tcPr>
-          <w:p>
-            <w:pPr>
-              <w:spacing w:before="40" w:after="40"/>
-              <w:jc w:val="center"/>
-            </w:pPr>
+              <w:t xml:space="preserve">Макс. </w:t>
+            </w:r>
+            <w:proofErr w:type="spellStart"/>
             <w:r>
               <w:rPr>
                 <w:b/>
                 <w:sz w:val="24"/>
               </w:rPr>
-              <w:t>Макс. отн. погрешность</w:t>
+              <w:t>абс</w:t>
+            </w:r>
+            <w:proofErr w:type="spellEnd"/>
+            <w:r>
+              <w:rPr>
+                <w:b/>
+                <w:sz w:val="24"/>
+              </w:rPr>
+              <w:t>. погрешность</w:t>
+            </w:r>
+          </w:p>
+        </w:tc>
+        <w:tc>
+          <w:tcPr>
+            <w:tcW w:w="2000" w:type="dxa"/>
+            <w:shd w:val="clear" w:color="auto" w:fill="EEEEEE"/>
+          </w:tcPr>
+          <w:p>
+            <w:pPr>
+              <w:spacing w:before="40" w:after="40"/>
+              <w:jc w:val="center"/>
+            </w:pPr>
+            <w:r>
+              <w:rPr>
+                <w:b/>
+                <w:sz w:val="24"/>
+              </w:rPr>
+              <w:t xml:space="preserve">Макс. </w:t>
+            </w:r>
+            <w:proofErr w:type="spellStart"/>
+            <w:r>
+              <w:rPr>
+                <w:b/>
+                <w:sz w:val="24"/>
+              </w:rPr>
+              <w:t>отн</w:t>
+            </w:r>
+            <w:proofErr w:type="spellEnd"/>
+            <w:r>
+              <w:rPr>
+                <w:b/>
+                <w:sz w:val="24"/>
+              </w:rPr>
+              <w:t>. погрешность</w:t>
             </w:r>
           </w:p>
         </w:tc>
       </w:tr>
       <w:tr>
+        <w:tblPrEx>
+          <w:tblCellMar>
+            <w:top w:w="0" w:type="dxa"/>
+            <w:bottom w:w="0" w:type="dxa"/>
+          </w:tblCellMar>
+        </w:tblPrEx>
+        <w:trPr>
+          <w:jc w:val="center"/>
+        </w:trPr>
         <w:tc>
           <w:tcPr>
             <w:tcW w:w="2000" w:type="dxa"/>
@@ -1458,6 +2306,15 @@
         </w:tc>
       </w:tr>
       <w:tr>
+        <w:tblPrEx>
+          <w:tblCellMar>
+            <w:top w:w="0" w:type="dxa"/>
+            <w:bottom w:w="0" w:type="dxa"/>
+          </w:tblCellMar>
+        </w:tblPrEx>
+        <w:trPr>
+          <w:jc w:val="center"/>
+        </w:trPr>
         <w:tc>
           <w:tcPr>
             <w:tcW w:w="2000" w:type="dxa"/>
@@ -1511,6 +2368,15 @@
         </w:tc>
       </w:tr>
       <w:tr>
+        <w:tblPrEx>
+          <w:tblCellMar>
+            <w:top w:w="0" w:type="dxa"/>
+            <w:bottom w:w="0" w:type="dxa"/>
+          </w:tblCellMar>
+        </w:tblPrEx>
+        <w:trPr>
+          <w:jc w:val="center"/>
+        </w:trPr>
         <w:tc>
           <w:tcPr>
             <w:tcW w:w="2000" w:type="dxa"/>
@@ -1564,6 +2430,15 @@
         </w:tc>
       </w:tr>
       <w:tr>
+        <w:tblPrEx>
+          <w:tblCellMar>
+            <w:top w:w="0" w:type="dxa"/>
+            <w:bottom w:w="0" w:type="dxa"/>
+          </w:tblCellMar>
+        </w:tblPrEx>
+        <w:trPr>
+          <w:jc w:val="center"/>
+        </w:trPr>
         <w:tc>
           <w:tcPr>
             <w:tcW w:w="2000" w:type="dxa"/>
@@ -1617,6 +2492,15 @@
         </w:tc>
       </w:tr>
       <w:tr>
+        <w:tblPrEx>
+          <w:tblCellMar>
+            <w:top w:w="0" w:type="dxa"/>
+            <w:bottom w:w="0" w:type="dxa"/>
+          </w:tblCellMar>
+        </w:tblPrEx>
+        <w:trPr>
+          <w:jc w:val="center"/>
+        </w:trPr>
         <w:tc>
           <w:tcPr>
             <w:tcW w:w="2000" w:type="dxa"/>
@@ -1672,7 +2556,6 @@
     </w:tbl>
     <w:p>
       <w:pPr>
-        <w:spacing w:before="0" w:after="0" w:line="360" w:lineRule="auto"/>
         <w:jc w:val="center"/>
       </w:pPr>
       <w:r>
@@ -1689,23 +2572,26 @@
         <w:jc w:val="center"/>
       </w:pPr>
       <w:r>
+        <w:rPr>
+          <w:noProof/>
+        </w:rPr>
         <w:drawing>
-          <wp:inline distT="0" distB="0" distL="0" distR="0">
+          <wp:inline distT="0" distB="0" distL="0" distR="0" wp14:anchorId="03E527EE" wp14:editId="093995AE">
             <wp:extent cx="5400000" cy="1791077"/>
             <wp:effectExtent l="0" t="0" r="0" b="0"/>
             <wp:docPr id="4" name="Sliding"/>
             <wp:cNvGraphicFramePr>
-              <a:graphicFrameLocks noChangeAspect="1"/>
+              <a:graphicFrameLocks xmlns:a="http://schemas.openxmlformats.org/drawingml/2006/main" noChangeAspect="1"/>
             </wp:cNvGraphicFramePr>
-            <a:graphic>
+            <a:graphic xmlns:a="http://schemas.openxmlformats.org/drawingml/2006/main">
               <a:graphicData uri="http://schemas.openxmlformats.org/drawingml/2006/picture">
-                <pic:pic>
+                <pic:pic xmlns:pic="http://schemas.openxmlformats.org/drawingml/2006/picture">
                   <pic:nvPicPr>
                     <pic:cNvPr id="0" name="Sliding.png"/>
                     <pic:cNvPicPr/>
                   </pic:nvPicPr>
                   <pic:blipFill>
-                    <a:blip r:embed="R0273837aeeb7477c"/>
+                    <a:blip r:embed="rId10"/>
                     <a:stretch>
                       <a:fillRect/>
                     </a:stretch>
@@ -1715,7 +2601,9 @@
                       <a:off x="0" y="0"/>
                       <a:ext cx="5400000" cy="1791077"/>
                     </a:xfrm>
-                    <a:prstGeom prst="rect"/>
+                    <a:prstGeom prst="rect">
+                      <a:avLst/>
+                    </a:prstGeom>
                   </pic:spPr>
                 </pic:pic>
               </a:graphicData>
@@ -1726,7 +2614,6 @@
     </w:p>
     <w:p>
       <w:pPr>
-        <w:spacing w:before="0" w:after="0" w:line="360" w:lineRule="auto"/>
         <w:jc w:val="center"/>
       </w:pPr>
       <w:r>
@@ -1743,23 +2630,27 @@
         <w:jc w:val="center"/>
       </w:pPr>
       <w:r>
+        <w:rPr>
+          <w:noProof/>
+        </w:rPr>
+        <w:lastRenderedPageBreak/>
         <w:drawing>
-          <wp:inline distT="0" distB="0" distL="0" distR="0">
+          <wp:inline distT="0" distB="0" distL="0" distR="0" wp14:anchorId="012FDAE1" wp14:editId="23EC92BA">
             <wp:extent cx="5400000" cy="3228300"/>
             <wp:effectExtent l="0" t="0" r="0" b="0"/>
             <wp:docPr id="5" name="Comparison"/>
             <wp:cNvGraphicFramePr>
-              <a:graphicFrameLocks noChangeAspect="1"/>
+              <a:graphicFrameLocks xmlns:a="http://schemas.openxmlformats.org/drawingml/2006/main" noChangeAspect="1"/>
             </wp:cNvGraphicFramePr>
-            <a:graphic>
+            <a:graphic xmlns:a="http://schemas.openxmlformats.org/drawingml/2006/main">
               <a:graphicData uri="http://schemas.openxmlformats.org/drawingml/2006/picture">
-                <pic:pic>
+                <pic:pic xmlns:pic="http://schemas.openxmlformats.org/drawingml/2006/picture">
                   <pic:nvPicPr>
                     <pic:cNvPr id="0" name="Comparison.png"/>
                     <pic:cNvPicPr/>
                   </pic:nvPicPr>
                   <pic:blipFill>
-                    <a:blip r:embed="R8a7dec2f9536425c"/>
+                    <a:blip r:embed="rId11"/>
                     <a:stretch>
                       <a:fillRect/>
                     </a:stretch>
@@ -1769,7 +2660,9 @@
                       <a:off x="0" y="0"/>
                       <a:ext cx="5400000" cy="3228300"/>
                     </a:xfrm>
-                    <a:prstGeom prst="rect"/>
+                    <a:prstGeom prst="rect">
+                      <a:avLst/>
+                    </a:prstGeom>
                   </pic:spPr>
                 </pic:pic>
               </a:graphicData>
@@ -1780,7 +2673,7 @@
     </w:p>
     <w:p>
       <w:pPr>
-        <w:pStyle w:val="Heading1"/>
+        <w:pStyle w:val="1"/>
       </w:pPr>
       <w:r>
         <w:t>Заключение</w:t>
@@ -1791,7 +2684,15 @@
         <w:ind w:firstLine="709"/>
       </w:pPr>
       <w:r>
-        <w:t>В результате выполнения работы исследованы методы аппроксимации и интерполяции функции f(x) = lg(x) − 5/(2x+3) на отрезке [1, 5].</w:t>
+        <w:t xml:space="preserve">В результате выполнения работы исследованы методы аппроксимации и интерполяции функции f(x) = </w:t>
+      </w:r>
+      <w:proofErr w:type="spellStart"/>
+      <w:r>
+        <w:t>lg</w:t>
+      </w:r>
+      <w:proofErr w:type="spellEnd"/>
+      <w:r>
+        <w:t>(x) − 5/(2x+3) на отрезке [1, 5].</w:t>
       </w:r>
     </w:p>
     <w:p>
@@ -1823,21 +2724,59 @@
         <w:ind w:firstLine="709"/>
       </w:pPr>
       <w:r>
-        <w:t>4. Общая рекомендация: для гладких функций на небольших интервалах с равномерной сеткой эффективна глобальная интерполяция Ньютона или Лагранжа с 8–10 узлами. Для кусочной или быстро меняющейся функции предпочтительнее скользящая интерполяция низкой степени.</w:t>
+        <w:t>4. Общая рекомендация: для гладких функций на небольших интервалах с равномерной сеткой эффективна глобальная интерполяция Ньютона или Лагранжа с 8–</w:t>
+      </w:r>
+      <w:r>
+        <w:lastRenderedPageBreak/>
+        <w:t xml:space="preserve">10 узлами. Для </w:t>
+      </w:r>
+      <w:proofErr w:type="spellStart"/>
+      <w:r>
+        <w:t>кусочной</w:t>
+      </w:r>
+      <w:proofErr w:type="spellEnd"/>
+      <w:r>
+        <w:t xml:space="preserve"> или быстро меняющейся функции предпочтительнее скользящая интерполяция низкой степени.</w:t>
       </w:r>
     </w:p>
     <w:sectPr>
-      <w:headerReference w:type="default" r:id="Rb66f9d09a77747fc"/>
-      <w:footerReference w:type="default" r:id="R4b34e8eab98547f9"/>
+      <w:headerReference w:type="default" r:id="rId12"/>
+      <w:footerReference w:type="default" r:id="rId13"/>
       <w:pgSz w:w="11906" w:h="16838"/>
-      <w:pgMar w:top="1134" w:right="850" w:bottom="1134" w:left="1701" w:header="720" w:footer="720"/>
+      <w:pgMar w:top="1134" w:right="567" w:bottom="1134" w:left="851" w:header="720" w:footer="720" w:gutter="0"/>
+      <w:cols w:space="720"/>
     </w:sectPr>
   </w:body>
 </w:document>
 </file>
 
+<file path=word/endnotes.xml><?xml version="1.0" encoding="utf-8"?>
+<w:endnotes xmlns:wpc="http://schemas.microsoft.com/office/word/2010/wordprocessingCanvas" xmlns:cx="http://schemas.microsoft.com/office/drawing/2014/chartex" xmlns:cx1="http://schemas.microsoft.com/office/drawing/2015/9/8/chartex" xmlns:cx2="http://schemas.microsoft.com/office/drawing/2015/10/21/chartex" xmlns:cx3="http://schemas.microsoft.com/office/drawing/2016/5/9/chartex" xmlns:cx4="http://schemas.microsoft.com/office/drawing/2016/5/10/chartex" xmlns:cx5="http://schemas.microsoft.com/office/drawing/2016/5/11/chartex" xmlns:cx6="http://schemas.microsoft.com/office/drawing/2016/5/12/chartex" xmlns:cx7="http://schemas.microsoft.com/office/drawing/2016/5/13/chartex" xmlns:cx8="http://schemas.microsoft.com/office/drawing/2016/5/14/chartex" xmlns:mc="http://schemas.openxmlformats.org/markup-compatibility/2006" xmlns:aink="http://schemas.microsoft.com/office/drawing/2016/ink" xmlns:am3d="http://schemas.microsoft.com/office/drawing/2017/model3d" xmlns:o="urn:schemas-microsoft-com:office:office" xmlns:oel="http://schemas.microsoft.com/office/2019/extlst" xmlns:r="http://schemas.openxmlformats.org/officeDocument/2006/relationships" xmlns:m="http://schemas.openxmlformats.org/officeDocument/2006/math" xmlns:v="urn:schemas-microsoft-com:vml" xmlns:wp14="http://schemas.microsoft.com/office/word/2010/wordprocessingDrawing" xmlns:wp="http://schemas.openxmlformats.org/drawingml/2006/wordprocessingDrawing" xmlns:w10="urn:schemas-microsoft-com:office:word" xmlns:w="http://schemas.openxmlformats.org/wordprocessingml/2006/main" xmlns:w14="http://schemas.microsoft.com/office/word/2010/wordml" xmlns:w15="http://schemas.microsoft.com/office/word/2012/wordml" xmlns:w16cex="http://schemas.microsoft.com/office/word/2018/wordml/cex" xmlns:w16cid="http://schemas.microsoft.com/office/word/2016/wordml/cid" xmlns:w16="http://schemas.microsoft.com/office/word/2018/wordml" xmlns:w16sdtdh="http://schemas.microsoft.com/office/word/2020/wordml/sdtdatahash" xmlns:w16se="http://schemas.microsoft.com/office/word/2015/wordml/symex" xmlns:wpg="http://schemas.microsoft.com/office/word/2010/wordprocessingGroup" xmlns:wpi="http://schemas.microsoft.com/office/word/2010/wordprocessingInk" xmlns:wne="http://schemas.microsoft.com/office/word/2006/wordml" xmlns:wps="http://schemas.microsoft.com/office/word/2010/wordprocessingShape" mc:Ignorable="w14 w15 w16se w16cid w16 w16cex w16sdtdh wp14">
+  <w:endnote w:type="separator" w:id="-1">
+    <w:p>
+      <w:pPr>
+        <w:spacing w:line="240" w:lineRule="auto"/>
+      </w:pPr>
+      <w:r>
+        <w:separator/>
+      </w:r>
+    </w:p>
+  </w:endnote>
+  <w:endnote w:type="continuationSeparator" w:id="0">
+    <w:p>
+      <w:pPr>
+        <w:spacing w:line="240" w:lineRule="auto"/>
+      </w:pPr>
+      <w:r>
+        <w:continuationSeparator/>
+      </w:r>
+    </w:p>
+  </w:endnote>
+</w:endnotes>
+</file>
+
 <file path=word/footer1.xml><?xml version="1.0" encoding="utf-8"?>
-<w:ftr xmlns:w="http://schemas.openxmlformats.org/wordprocessingml/2006/main">
+<w:ftr xmlns:wpc="http://schemas.microsoft.com/office/word/2010/wordprocessingCanvas" xmlns:cx="http://schemas.microsoft.com/office/drawing/2014/chartex" xmlns:cx1="http://schemas.microsoft.com/office/drawing/2015/9/8/chartex" xmlns:cx2="http://schemas.microsoft.com/office/drawing/2015/10/21/chartex" xmlns:cx3="http://schemas.microsoft.com/office/drawing/2016/5/9/chartex" xmlns:cx4="http://schemas.microsoft.com/office/drawing/2016/5/10/chartex" xmlns:cx5="http://schemas.microsoft.com/office/drawing/2016/5/11/chartex" xmlns:cx6="http://schemas.microsoft.com/office/drawing/2016/5/12/chartex" xmlns:cx7="http://schemas.microsoft.com/office/drawing/2016/5/13/chartex" xmlns:cx8="http://schemas.microsoft.com/office/drawing/2016/5/14/chartex" xmlns:mc="http://schemas.openxmlformats.org/markup-compatibility/2006" xmlns:aink="http://schemas.microsoft.com/office/drawing/2016/ink" xmlns:am3d="http://schemas.microsoft.com/office/drawing/2017/model3d" xmlns:o="urn:schemas-microsoft-com:office:office" xmlns:oel="http://schemas.microsoft.com/office/2019/extlst" xmlns:r="http://schemas.openxmlformats.org/officeDocument/2006/relationships" xmlns:m="http://schemas.openxmlformats.org/officeDocument/2006/math" xmlns:v="urn:schemas-microsoft-com:vml" xmlns:wp14="http://schemas.microsoft.com/office/word/2010/wordprocessingDrawing" xmlns:wp="http://schemas.openxmlformats.org/drawingml/2006/wordprocessingDrawing" xmlns:w10="urn:schemas-microsoft-com:office:word" xmlns:w="http://schemas.openxmlformats.org/wordprocessingml/2006/main" xmlns:w14="http://schemas.microsoft.com/office/word/2010/wordml" xmlns:w15="http://schemas.microsoft.com/office/word/2012/wordml" xmlns:w16cex="http://schemas.microsoft.com/office/word/2018/wordml/cex" xmlns:w16cid="http://schemas.microsoft.com/office/word/2016/wordml/cid" xmlns:w16="http://schemas.microsoft.com/office/word/2018/wordml" xmlns:w16sdtdh="http://schemas.microsoft.com/office/word/2020/wordml/sdtdatahash" xmlns:w16se="http://schemas.microsoft.com/office/word/2015/wordml/symex" xmlns:wpg="http://schemas.microsoft.com/office/word/2010/wordprocessingGroup" xmlns:wpi="http://schemas.microsoft.com/office/word/2010/wordprocessingInk" xmlns:wne="http://schemas.microsoft.com/office/word/2006/wordml" xmlns:wps="http://schemas.microsoft.com/office/word/2010/wordprocessingShape" mc:Ignorable="w14 w15 w16se w16cid w16 w16cex w16sdtdh wp14">
   <w:p>
     <w:pPr>
       <w:jc w:val="center"/>
@@ -1876,41 +2815,456 @@
 </w:ftr>
 </file>
 
+<file path=word/footnotes.xml><?xml version="1.0" encoding="utf-8"?>
+<w:footnotes xmlns:wpc="http://schemas.microsoft.com/office/word/2010/wordprocessingCanvas" xmlns:cx="http://schemas.microsoft.com/office/drawing/2014/chartex" xmlns:cx1="http://schemas.microsoft.com/office/drawing/2015/9/8/chartex" xmlns:cx2="http://schemas.microsoft.com/office/drawing/2015/10/21/chartex" xmlns:cx3="http://schemas.microsoft.com/office/drawing/2016/5/9/chartex" xmlns:cx4="http://schemas.microsoft.com/office/drawing/2016/5/10/chartex" xmlns:cx5="http://schemas.microsoft.com/office/drawing/2016/5/11/chartex" xmlns:cx6="http://schemas.microsoft.com/office/drawing/2016/5/12/chartex" xmlns:cx7="http://schemas.microsoft.com/office/drawing/2016/5/13/chartex" xmlns:cx8="http://schemas.microsoft.com/office/drawing/2016/5/14/chartex" xmlns:mc="http://schemas.openxmlformats.org/markup-compatibility/2006" xmlns:aink="http://schemas.microsoft.com/office/drawing/2016/ink" xmlns:am3d="http://schemas.microsoft.com/office/drawing/2017/model3d" xmlns:o="urn:schemas-microsoft-com:office:office" xmlns:oel="http://schemas.microsoft.com/office/2019/extlst" xmlns:r="http://schemas.openxmlformats.org/officeDocument/2006/relationships" xmlns:m="http://schemas.openxmlformats.org/officeDocument/2006/math" xmlns:v="urn:schemas-microsoft-com:vml" xmlns:wp14="http://schemas.microsoft.com/office/word/2010/wordprocessingDrawing" xmlns:wp="http://schemas.openxmlformats.org/drawingml/2006/wordprocessingDrawing" xmlns:w10="urn:schemas-microsoft-com:office:word" xmlns:w="http://schemas.openxmlformats.org/wordprocessingml/2006/main" xmlns:w14="http://schemas.microsoft.com/office/word/2010/wordml" xmlns:w15="http://schemas.microsoft.com/office/word/2012/wordml" xmlns:w16cex="http://schemas.microsoft.com/office/word/2018/wordml/cex" xmlns:w16cid="http://schemas.microsoft.com/office/word/2016/wordml/cid" xmlns:w16="http://schemas.microsoft.com/office/word/2018/wordml" xmlns:w16sdtdh="http://schemas.microsoft.com/office/word/2020/wordml/sdtdatahash" xmlns:w16se="http://schemas.microsoft.com/office/word/2015/wordml/symex" xmlns:wpg="http://schemas.microsoft.com/office/word/2010/wordprocessingGroup" xmlns:wpi="http://schemas.microsoft.com/office/word/2010/wordprocessingInk" xmlns:wne="http://schemas.microsoft.com/office/word/2006/wordml" xmlns:wps="http://schemas.microsoft.com/office/word/2010/wordprocessingShape" mc:Ignorable="w14 w15 w16se w16cid w16 w16cex w16sdtdh wp14">
+  <w:footnote w:type="separator" w:id="-1">
+    <w:p>
+      <w:pPr>
+        <w:spacing w:line="240" w:lineRule="auto"/>
+      </w:pPr>
+      <w:r>
+        <w:separator/>
+      </w:r>
+    </w:p>
+  </w:footnote>
+  <w:footnote w:type="continuationSeparator" w:id="0">
+    <w:p>
+      <w:pPr>
+        <w:spacing w:line="240" w:lineRule="auto"/>
+      </w:pPr>
+      <w:r>
+        <w:continuationSeparator/>
+      </w:r>
+    </w:p>
+  </w:footnote>
+</w:footnotes>
+</file>
+
 <file path=word/header1.xml><?xml version="1.0" encoding="utf-8"?>
-<w:hdr xmlns:w="http://schemas.openxmlformats.org/wordprocessingml/2006/main">
+<w:hdr xmlns:wpc="http://schemas.microsoft.com/office/word/2010/wordprocessingCanvas" xmlns:cx="http://schemas.microsoft.com/office/drawing/2014/chartex" xmlns:cx1="http://schemas.microsoft.com/office/drawing/2015/9/8/chartex" xmlns:cx2="http://schemas.microsoft.com/office/drawing/2015/10/21/chartex" xmlns:cx3="http://schemas.microsoft.com/office/drawing/2016/5/9/chartex" xmlns:cx4="http://schemas.microsoft.com/office/drawing/2016/5/10/chartex" xmlns:cx5="http://schemas.microsoft.com/office/drawing/2016/5/11/chartex" xmlns:cx6="http://schemas.microsoft.com/office/drawing/2016/5/12/chartex" xmlns:cx7="http://schemas.microsoft.com/office/drawing/2016/5/13/chartex" xmlns:cx8="http://schemas.microsoft.com/office/drawing/2016/5/14/chartex" xmlns:mc="http://schemas.openxmlformats.org/markup-compatibility/2006" xmlns:aink="http://schemas.microsoft.com/office/drawing/2016/ink" xmlns:am3d="http://schemas.microsoft.com/office/drawing/2017/model3d" xmlns:o="urn:schemas-microsoft-com:office:office" xmlns:oel="http://schemas.microsoft.com/office/2019/extlst" xmlns:r="http://schemas.openxmlformats.org/officeDocument/2006/relationships" xmlns:m="http://schemas.openxmlformats.org/officeDocument/2006/math" xmlns:v="urn:schemas-microsoft-com:vml" xmlns:wp14="http://schemas.microsoft.com/office/word/2010/wordprocessingDrawing" xmlns:wp="http://schemas.openxmlformats.org/drawingml/2006/wordprocessingDrawing" xmlns:w10="urn:schemas-microsoft-com:office:word" xmlns:w="http://schemas.openxmlformats.org/wordprocessingml/2006/main" xmlns:w14="http://schemas.microsoft.com/office/word/2010/wordml" xmlns:w15="http://schemas.microsoft.com/office/word/2012/wordml" xmlns:w16cex="http://schemas.microsoft.com/office/word/2018/wordml/cex" xmlns:w16cid="http://schemas.microsoft.com/office/word/2016/wordml/cid" xmlns:w16="http://schemas.microsoft.com/office/word/2018/wordml" xmlns:w16sdtdh="http://schemas.microsoft.com/office/word/2020/wordml/sdtdatahash" xmlns:w16se="http://schemas.microsoft.com/office/word/2015/wordml/symex" xmlns:wpg="http://schemas.microsoft.com/office/word/2010/wordprocessingGroup" xmlns:wpi="http://schemas.microsoft.com/office/word/2010/wordprocessingInk" xmlns:wne="http://schemas.microsoft.com/office/word/2006/wordml" xmlns:wps="http://schemas.microsoft.com/office/word/2010/wordprocessingShape" mc:Ignorable="w14 w15 w16se w16cid w16 w16cex w16sdtdh wp14">
   <w:p>
     <w:pPr>
       <w:jc w:val="right"/>
     </w:pPr>
-    <w:r>
-      <w:rPr>
-        <w:i/>
-        <w:color w:val="666666"/>
-        <w:sz w:val="20"/>
-      </w:rPr>
-      <w:t>Лабораторная работа №4 — Вычислительная математика</w:t>
-    </w:r>
   </w:p>
 </w:hdr>
 </file>
 
 <file path=word/styles.xml><?xml version="1.0" encoding="utf-8"?>
-<w:styles xmlns:w="http://schemas.openxmlformats.org/wordprocessingml/2006/main">
-  <w:style w:type="paragraph" w:styleId="Normal" w:default="true">
+<w:styles xmlns:mc="http://schemas.openxmlformats.org/markup-compatibility/2006" xmlns:r="http://schemas.openxmlformats.org/officeDocument/2006/relationships" xmlns:w="http://schemas.openxmlformats.org/wordprocessingml/2006/main" xmlns:w14="http://schemas.microsoft.com/office/word/2010/wordml" xmlns:w15="http://schemas.microsoft.com/office/word/2012/wordml" xmlns:w16cex="http://schemas.microsoft.com/office/word/2018/wordml/cex" xmlns:w16cid="http://schemas.microsoft.com/office/word/2016/wordml/cid" xmlns:w16="http://schemas.microsoft.com/office/word/2018/wordml" xmlns:w16sdtdh="http://schemas.microsoft.com/office/word/2020/wordml/sdtdatahash" xmlns:w16se="http://schemas.microsoft.com/office/word/2015/wordml/symex" mc:Ignorable="w14 w15 w16se w16cid w16 w16cex w16sdtdh">
+  <w:docDefaults>
+    <w:rPrDefault>
+      <w:rPr>
+        <w:rFonts w:asciiTheme="minorHAnsi" w:eastAsiaTheme="minorEastAsia" w:hAnsiTheme="minorHAnsi" w:cstheme="minorBidi"/>
+        <w:kern w:val="2"/>
+        <w:sz w:val="24"/>
+        <w:szCs w:val="24"/>
+        <w:lang w:val="ru-RU" w:eastAsia="ru-RU" w:bidi="ar-SA"/>
+        <w14:ligatures w14:val="standardContextual"/>
+      </w:rPr>
+    </w:rPrDefault>
+    <w:pPrDefault>
+      <w:pPr>
+        <w:spacing w:after="160" w:line="278" w:lineRule="auto"/>
+      </w:pPr>
+    </w:pPrDefault>
+  </w:docDefaults>
+  <w:latentStyles w:defLockedState="0" w:defUIPriority="99" w:defSemiHidden="0" w:defUnhideWhenUsed="0" w:defQFormat="0" w:count="376">
+    <w:lsdException w:name="Normal" w:uiPriority="0" w:qFormat="1"/>
+    <w:lsdException w:name="heading 1" w:uiPriority="9" w:qFormat="1"/>
+    <w:lsdException w:name="heading 2" w:semiHidden="1" w:uiPriority="9" w:unhideWhenUsed="1" w:qFormat="1"/>
+    <w:lsdException w:name="heading 3" w:semiHidden="1" w:uiPriority="9" w:unhideWhenUsed="1" w:qFormat="1"/>
+    <w:lsdException w:name="heading 4" w:semiHidden="1" w:uiPriority="9" w:unhideWhenUsed="1" w:qFormat="1"/>
+    <w:lsdException w:name="heading 5" w:semiHidden="1" w:uiPriority="9" w:unhideWhenUsed="1" w:qFormat="1"/>
+    <w:lsdException w:name="heading 6" w:semiHidden="1" w:uiPriority="9" w:unhideWhenUsed="1" w:qFormat="1"/>
+    <w:lsdException w:name="heading 7" w:semiHidden="1" w:uiPriority="9" w:unhideWhenUsed="1" w:qFormat="1"/>
+    <w:lsdException w:name="heading 8" w:semiHidden="1" w:uiPriority="9" w:unhideWhenUsed="1" w:qFormat="1"/>
+    <w:lsdException w:name="heading 9" w:semiHidden="1" w:uiPriority="9" w:unhideWhenUsed="1" w:qFormat="1"/>
+    <w:lsdException w:name="index 1" w:semiHidden="1" w:unhideWhenUsed="1"/>
+    <w:lsdException w:name="index 2" w:semiHidden="1" w:unhideWhenUsed="1"/>
+    <w:lsdException w:name="index 3" w:semiHidden="1" w:unhideWhenUsed="1"/>
+    <w:lsdException w:name="index 4" w:semiHidden="1" w:unhideWhenUsed="1"/>
+    <w:lsdException w:name="index 5" w:semiHidden="1" w:unhideWhenUsed="1"/>
+    <w:lsdException w:name="index 6" w:semiHidden="1" w:unhideWhenUsed="1"/>
+    <w:lsdException w:name="index 7" w:semiHidden="1" w:unhideWhenUsed="1"/>
+    <w:lsdException w:name="index 8" w:semiHidden="1" w:unhideWhenUsed="1"/>
+    <w:lsdException w:name="index 9" w:semiHidden="1" w:unhideWhenUsed="1"/>
+    <w:lsdException w:name="toc 1" w:semiHidden="1" w:uiPriority="39" w:unhideWhenUsed="1"/>
+    <w:lsdException w:name="toc 2" w:semiHidden="1" w:uiPriority="39" w:unhideWhenUsed="1"/>
+    <w:lsdException w:name="toc 3" w:semiHidden="1" w:uiPriority="39" w:unhideWhenUsed="1"/>
+    <w:lsdException w:name="toc 4" w:semiHidden="1" w:uiPriority="39" w:unhideWhenUsed="1"/>
+    <w:lsdException w:name="toc 5" w:semiHidden="1" w:uiPriority="39" w:unhideWhenUsed="1"/>
+    <w:lsdException w:name="toc 6" w:semiHidden="1" w:uiPriority="39" w:unhideWhenUsed="1"/>
+    <w:lsdException w:name="toc 7" w:semiHidden="1" w:uiPriority="39" w:unhideWhenUsed="1"/>
+    <w:lsdException w:name="toc 8" w:semiHidden="1" w:uiPriority="39" w:unhideWhenUsed="1"/>
+    <w:lsdException w:name="toc 9" w:semiHidden="1" w:uiPriority="39" w:unhideWhenUsed="1"/>
+    <w:lsdException w:name="Normal Indent" w:semiHidden="1" w:unhideWhenUsed="1"/>
+    <w:lsdException w:name="footnote text" w:semiHidden="1" w:unhideWhenUsed="1"/>
+    <w:lsdException w:name="annotation text" w:semiHidden="1" w:unhideWhenUsed="1"/>
+    <w:lsdException w:name="header" w:semiHidden="1" w:unhideWhenUsed="1"/>
+    <w:lsdException w:name="footer" w:semiHidden="1" w:unhideWhenUsed="1"/>
+    <w:lsdException w:name="index heading" w:semiHidden="1" w:unhideWhenUsed="1"/>
+    <w:lsdException w:name="caption" w:semiHidden="1" w:uiPriority="35" w:unhideWhenUsed="1" w:qFormat="1"/>
+    <w:lsdException w:name="table of figures" w:semiHidden="1" w:unhideWhenUsed="1"/>
+    <w:lsdException w:name="envelope address" w:semiHidden="1" w:unhideWhenUsed="1"/>
+    <w:lsdException w:name="envelope return" w:semiHidden="1" w:unhideWhenUsed="1"/>
+    <w:lsdException w:name="footnote reference" w:semiHidden="1" w:unhideWhenUsed="1"/>
+    <w:lsdException w:name="annotation reference" w:semiHidden="1" w:unhideWhenUsed="1"/>
+    <w:lsdException w:name="line number" w:semiHidden="1" w:unhideWhenUsed="1"/>
+    <w:lsdException w:name="page number" w:semiHidden="1" w:unhideWhenUsed="1"/>
+    <w:lsdException w:name="endnote reference" w:semiHidden="1" w:unhideWhenUsed="1"/>
+    <w:lsdException w:name="endnote text" w:semiHidden="1" w:unhideWhenUsed="1"/>
+    <w:lsdException w:name="table of authorities" w:semiHidden="1" w:unhideWhenUsed="1"/>
+    <w:lsdException w:name="macro" w:semiHidden="1" w:unhideWhenUsed="1"/>
+    <w:lsdException w:name="toa heading" w:semiHidden="1" w:unhideWhenUsed="1"/>
+    <w:lsdException w:name="List" w:semiHidden="1" w:unhideWhenUsed="1"/>
+    <w:lsdException w:name="List Bullet" w:semiHidden="1" w:unhideWhenUsed="1"/>
+    <w:lsdException w:name="List Number" w:semiHidden="1" w:unhideWhenUsed="1"/>
+    <w:lsdException w:name="List 2" w:semiHidden="1" w:unhideWhenUsed="1"/>
+    <w:lsdException w:name="List 3" w:semiHidden="1" w:unhideWhenUsed="1"/>
+    <w:lsdException w:name="List 4" w:semiHidden="1" w:unhideWhenUsed="1"/>
+    <w:lsdException w:name="List 5" w:semiHidden="1" w:unhideWhenUsed="1"/>
+    <w:lsdException w:name="List Bullet 2" w:semiHidden="1" w:unhideWhenUsed="1"/>
+    <w:lsdException w:name="List Bullet 3" w:semiHidden="1" w:unhideWhenUsed="1"/>
+    <w:lsdException w:name="List Bullet 4" w:semiHidden="1" w:unhideWhenUsed="1"/>
+    <w:lsdException w:name="List Bullet 5" w:semiHidden="1" w:unhideWhenUsed="1"/>
+    <w:lsdException w:name="List Number 2" w:semiHidden="1" w:unhideWhenUsed="1"/>
+    <w:lsdException w:name="List Number 3" w:semiHidden="1" w:unhideWhenUsed="1"/>
+    <w:lsdException w:name="List Number 4" w:semiHidden="1" w:unhideWhenUsed="1"/>
+    <w:lsdException w:name="List Number 5" w:semiHidden="1" w:unhideWhenUsed="1"/>
+    <w:lsdException w:name="Title" w:uiPriority="10" w:qFormat="1"/>
+    <w:lsdException w:name="Closing" w:semiHidden="1" w:unhideWhenUsed="1"/>
+    <w:lsdException w:name="Signature" w:semiHidden="1" w:unhideWhenUsed="1"/>
+    <w:lsdException w:name="Default Paragraph Font" w:semiHidden="1" w:uiPriority="1" w:unhideWhenUsed="1"/>
+    <w:lsdException w:name="Body Text" w:semiHidden="1" w:unhideWhenUsed="1"/>
+    <w:lsdException w:name="Body Text Indent" w:semiHidden="1" w:unhideWhenUsed="1"/>
+    <w:lsdException w:name="List Continue" w:semiHidden="1" w:unhideWhenUsed="1"/>
+    <w:lsdException w:name="List Continue 2" w:semiHidden="1" w:unhideWhenUsed="1"/>
+    <w:lsdException w:name="List Continue 3" w:semiHidden="1" w:unhideWhenUsed="1"/>
+    <w:lsdException w:name="List Continue 4" w:semiHidden="1" w:unhideWhenUsed="1"/>
+    <w:lsdException w:name="List Continue 5" w:semiHidden="1" w:unhideWhenUsed="1"/>
+    <w:lsdException w:name="Message Header" w:semiHidden="1" w:unhideWhenUsed="1"/>
+    <w:lsdException w:name="Subtitle" w:uiPriority="11" w:qFormat="1"/>
+    <w:lsdException w:name="Salutation" w:semiHidden="1" w:unhideWhenUsed="1"/>
+    <w:lsdException w:name="Date" w:semiHidden="1" w:unhideWhenUsed="1"/>
+    <w:lsdException w:name="Body Text First Indent" w:semiHidden="1" w:unhideWhenUsed="1"/>
+    <w:lsdException w:name="Body Text First Indent 2" w:semiHidden="1" w:unhideWhenUsed="1"/>
+    <w:lsdException w:name="Note Heading" w:semiHidden="1" w:unhideWhenUsed="1"/>
+    <w:lsdException w:name="Body Text 2" w:semiHidden="1" w:unhideWhenUsed="1"/>
+    <w:lsdException w:name="Body Text 3" w:semiHidden="1" w:unhideWhenUsed="1"/>
+    <w:lsdException w:name="Body Text Indent 2" w:semiHidden="1" w:unhideWhenUsed="1"/>
+    <w:lsdException w:name="Body Text Indent 3" w:semiHidden="1" w:unhideWhenUsed="1"/>
+    <w:lsdException w:name="Block Text" w:semiHidden="1" w:unhideWhenUsed="1"/>
+    <w:lsdException w:name="Hyperlink" w:semiHidden="1" w:unhideWhenUsed="1"/>
+    <w:lsdException w:name="FollowedHyperlink" w:semiHidden="1" w:unhideWhenUsed="1"/>
+    <w:lsdException w:name="Strong" w:uiPriority="22" w:qFormat="1"/>
+    <w:lsdException w:name="Emphasis" w:uiPriority="20" w:qFormat="1"/>
+    <w:lsdException w:name="Document Map" w:semiHidden="1" w:unhideWhenUsed="1"/>
+    <w:lsdException w:name="Plain Text" w:semiHidden="1" w:unhideWhenUsed="1"/>
+    <w:lsdException w:name="E-mail Signature" w:semiHidden="1" w:unhideWhenUsed="1"/>
+    <w:lsdException w:name="HTML Top of Form" w:semiHidden="1" w:unhideWhenUsed="1"/>
+    <w:lsdException w:name="HTML Bottom of Form" w:semiHidden="1" w:unhideWhenUsed="1"/>
+    <w:lsdException w:name="Normal (Web)" w:semiHidden="1" w:unhideWhenUsed="1"/>
+    <w:lsdException w:name="HTML Acronym" w:semiHidden="1" w:unhideWhenUsed="1"/>
+    <w:lsdException w:name="HTML Address" w:semiHidden="1" w:unhideWhenUsed="1"/>
+    <w:lsdException w:name="HTML Cite" w:semiHidden="1" w:unhideWhenUsed="1"/>
+    <w:lsdException w:name="HTML Code" w:semiHidden="1" w:unhideWhenUsed="1"/>
+    <w:lsdException w:name="HTML Definition" w:semiHidden="1" w:unhideWhenUsed="1"/>
+    <w:lsdException w:name="HTML Keyboard" w:semiHidden="1" w:unhideWhenUsed="1"/>
+    <w:lsdException w:name="HTML Preformatted" w:semiHidden="1" w:unhideWhenUsed="1"/>
+    <w:lsdException w:name="HTML Sample" w:semiHidden="1" w:unhideWhenUsed="1"/>
+    <w:lsdException w:name="HTML Typewriter" w:semiHidden="1" w:unhideWhenUsed="1"/>
+    <w:lsdException w:name="HTML Variable" w:semiHidden="1" w:unhideWhenUsed="1"/>
+    <w:lsdException w:name="Normal Table" w:semiHidden="1" w:unhideWhenUsed="1"/>
+    <w:lsdException w:name="annotation subject" w:semiHidden="1" w:unhideWhenUsed="1"/>
+    <w:lsdException w:name="No List" w:semiHidden="1" w:unhideWhenUsed="1"/>
+    <w:lsdException w:name="Outline List 1" w:semiHidden="1" w:unhideWhenUsed="1"/>
+    <w:lsdException w:name="Outline List 2" w:semiHidden="1" w:unhideWhenUsed="1"/>
+    <w:lsdException w:name="Outline List 3" w:semiHidden="1" w:unhideWhenUsed="1"/>
+    <w:lsdException w:name="Table Simple 1" w:semiHidden="1" w:unhideWhenUsed="1"/>
+    <w:lsdException w:name="Table Simple 2" w:semiHidden="1" w:unhideWhenUsed="1"/>
+    <w:lsdException w:name="Table Simple 3" w:semiHidden="1" w:unhideWhenUsed="1"/>
+    <w:lsdException w:name="Table Classic 1" w:semiHidden="1" w:unhideWhenUsed="1"/>
+    <w:lsdException w:name="Table Classic 2" w:semiHidden="1" w:unhideWhenUsed="1"/>
+    <w:lsdException w:name="Table Classic 3" w:semiHidden="1" w:unhideWhenUsed="1"/>
+    <w:lsdException w:name="Table Classic 4" w:semiHidden="1" w:unhideWhenUsed="1"/>
+    <w:lsdException w:name="Table Colorful 1" w:semiHidden="1" w:unhideWhenUsed="1"/>
+    <w:lsdException w:name="Table Colorful 2" w:semiHidden="1" w:unhideWhenUsed="1"/>
+    <w:lsdException w:name="Table Colorful 3" w:semiHidden="1" w:unhideWhenUsed="1"/>
+    <w:lsdException w:name="Table Columns 1" w:semiHidden="1" w:unhideWhenUsed="1"/>
+    <w:lsdException w:name="Table Columns 2" w:semiHidden="1" w:unhideWhenUsed="1"/>
+    <w:lsdException w:name="Table Columns 3" w:semiHidden="1" w:unhideWhenUsed="1"/>
+    <w:lsdException w:name="Table Columns 4" w:semiHidden="1" w:unhideWhenUsed="1"/>
+    <w:lsdException w:name="Table Columns 5" w:semiHidden="1" w:unhideWhenUsed="1"/>
+    <w:lsdException w:name="Table Grid 1" w:semiHidden="1" w:unhideWhenUsed="1"/>
+    <w:lsdException w:name="Table Grid 2" w:semiHidden="1" w:unhideWhenUsed="1"/>
+    <w:lsdException w:name="Table Grid 3" w:semiHidden="1" w:unhideWhenUsed="1"/>
+    <w:lsdException w:name="Table Grid 4" w:semiHidden="1" w:unhideWhenUsed="1"/>
+    <w:lsdException w:name="Table Grid 5" w:semiHidden="1" w:unhideWhenUsed="1"/>
+    <w:lsdException w:name="Table Grid 6" w:semiHidden="1" w:unhideWhenUsed="1"/>
+    <w:lsdException w:name="Table Grid 7" w:semiHidden="1" w:unhideWhenUsed="1"/>
+    <w:lsdException w:name="Table Grid 8" w:semiHidden="1" w:unhideWhenUsed="1"/>
+    <w:lsdException w:name="Table List 1" w:semiHidden="1" w:unhideWhenUsed="1"/>
+    <w:lsdException w:name="Table List 2" w:semiHidden="1" w:unhideWhenUsed="1"/>
+    <w:lsdException w:name="Table List 3" w:semiHidden="1" w:unhideWhenUsed="1"/>
+    <w:lsdException w:name="Table List 4" w:semiHidden="1" w:unhideWhenUsed="1"/>
+    <w:lsdException w:name="Table List 5" w:semiHidden="1" w:unhideWhenUsed="1"/>
+    <w:lsdException w:name="Table List 6" w:semiHidden="1" w:unhideWhenUsed="1"/>
+    <w:lsdException w:name="Table List 7" w:semiHidden="1" w:unhideWhenUsed="1"/>
+    <w:lsdException w:name="Table List 8" w:semiHidden="1" w:unhideWhenUsed="1"/>
+    <w:lsdException w:name="Table 3D effects 1" w:semiHidden="1" w:unhideWhenUsed="1"/>
+    <w:lsdException w:name="Table 3D effects 2" w:semiHidden="1" w:unhideWhenUsed="1"/>
+    <w:lsdException w:name="Table 3D effects 3" w:semiHidden="1" w:unhideWhenUsed="1"/>
+    <w:lsdException w:name="Table Contemporary" w:semiHidden="1" w:unhideWhenUsed="1"/>
+    <w:lsdException w:name="Table Elegant" w:semiHidden="1" w:unhideWhenUsed="1"/>
+    <w:lsdException w:name="Table Professional" w:semiHidden="1" w:unhideWhenUsed="1"/>
+    <w:lsdException w:name="Table Subtle 1" w:semiHidden="1" w:unhideWhenUsed="1"/>
+    <w:lsdException w:name="Table Subtle 2" w:semiHidden="1" w:unhideWhenUsed="1"/>
+    <w:lsdException w:name="Table Web 1" w:semiHidden="1" w:unhideWhenUsed="1"/>
+    <w:lsdException w:name="Table Web 2" w:semiHidden="1" w:unhideWhenUsed="1"/>
+    <w:lsdException w:name="Table Web 3" w:semiHidden="1" w:unhideWhenUsed="1"/>
+    <w:lsdException w:name="Balloon Text" w:semiHidden="1" w:unhideWhenUsed="1"/>
+    <w:lsdException w:name="Table Grid" w:uiPriority="39"/>
+    <w:lsdException w:name="Table Theme" w:semiHidden="1" w:unhideWhenUsed="1"/>
+    <w:lsdException w:name="Placeholder Text" w:semiHidden="1"/>
+    <w:lsdException w:name="No Spacing" w:uiPriority="1" w:qFormat="1"/>
+    <w:lsdException w:name="Light Shading" w:uiPriority="60"/>
+    <w:lsdException w:name="Light List" w:uiPriority="61"/>
+    <w:lsdException w:name="Light Grid" w:uiPriority="62"/>
+    <w:lsdException w:name="Medium Shading 1" w:uiPriority="63"/>
+    <w:lsdException w:name="Medium Shading 2" w:uiPriority="64"/>
+    <w:lsdException w:name="Medium List 1" w:uiPriority="65"/>
+    <w:lsdException w:name="Medium List 2" w:uiPriority="66"/>
+    <w:lsdException w:name="Medium Grid 1" w:uiPriority="67"/>
+    <w:lsdException w:name="Medium Grid 2" w:uiPriority="68"/>
+    <w:lsdException w:name="Medium Grid 3" w:uiPriority="69"/>
+    <w:lsdException w:name="Dark List" w:uiPriority="70"/>
+    <w:lsdException w:name="Colorful Shading" w:uiPriority="71"/>
+    <w:lsdException w:name="Colorful List" w:uiPriority="72"/>
+    <w:lsdException w:name="Colorful Grid" w:uiPriority="73"/>
+    <w:lsdException w:name="Light Shading Accent 1" w:uiPriority="60"/>
+    <w:lsdException w:name="Light List Accent 1" w:uiPriority="61"/>
+    <w:lsdException w:name="Light Grid Accent 1" w:uiPriority="62"/>
+    <w:lsdException w:name="Medium Shading 1 Accent 1" w:uiPriority="63"/>
+    <w:lsdException w:name="Medium Shading 2 Accent 1" w:uiPriority="64"/>
+    <w:lsdException w:name="Medium List 1 Accent 1" w:uiPriority="65"/>
+    <w:lsdException w:name="Revision" w:semiHidden="1"/>
+    <w:lsdException w:name="List Paragraph" w:uiPriority="34" w:qFormat="1"/>
+    <w:lsdException w:name="Quote" w:uiPriority="29" w:qFormat="1"/>
+    <w:lsdException w:name="Intense Quote" w:uiPriority="30" w:qFormat="1"/>
+    <w:lsdException w:name="Medium List 2 Accent 1" w:uiPriority="66"/>
+    <w:lsdException w:name="Medium Grid 1 Accent 1" w:uiPriority="67"/>
+    <w:lsdException w:name="Medium Grid 2 Accent 1" w:uiPriority="68"/>
+    <w:lsdException w:name="Medium Grid 3 Accent 1" w:uiPriority="69"/>
+    <w:lsdException w:name="Dark List Accent 1" w:uiPriority="70"/>
+    <w:lsdException w:name="Colorful Shading Accent 1" w:uiPriority="71"/>
+    <w:lsdException w:name="Colorful List Accent 1" w:uiPriority="72"/>
+    <w:lsdException w:name="Colorful Grid Accent 1" w:uiPriority="73"/>
+    <w:lsdException w:name="Light Shading Accent 2" w:uiPriority="60"/>
+    <w:lsdException w:name="Light List Accent 2" w:uiPriority="61"/>
+    <w:lsdException w:name="Light Grid Accent 2" w:uiPriority="62"/>
+    <w:lsdException w:name="Medium Shading 1 Accent 2" w:uiPriority="63"/>
+    <w:lsdException w:name="Medium Shading 2 Accent 2" w:uiPriority="64"/>
+    <w:lsdException w:name="Medium List 1 Accent 2" w:uiPriority="65"/>
+    <w:lsdException w:name="Medium List 2 Accent 2" w:uiPriority="66"/>
+    <w:lsdException w:name="Medium Grid 1 Accent 2" w:uiPriority="67"/>
+    <w:lsdException w:name="Medium Grid 2 Accent 2" w:uiPriority="68"/>
+    <w:lsdException w:name="Medium Grid 3 Accent 2" w:uiPriority="69"/>
+    <w:lsdException w:name="Dark List Accent 2" w:uiPriority="70"/>
+    <w:lsdException w:name="Colorful Shading Accent 2" w:uiPriority="71"/>
+    <w:lsdException w:name="Colorful List Accent 2" w:uiPriority="72"/>
+    <w:lsdException w:name="Colorful Grid Accent 2" w:uiPriority="73"/>
+    <w:lsdException w:name="Light Shading Accent 3" w:uiPriority="60"/>
+    <w:lsdException w:name="Light List Accent 3" w:uiPriority="61"/>
+    <w:lsdException w:name="Light Grid Accent 3" w:uiPriority="62"/>
+    <w:lsdException w:name="Medium Shading 1 Accent 3" w:uiPriority="63"/>
+    <w:lsdException w:name="Medium Shading 2 Accent 3" w:uiPriority="64"/>
+    <w:lsdException w:name="Medium List 1 Accent 3" w:uiPriority="65"/>
+    <w:lsdException w:name="Medium List 2 Accent 3" w:uiPriority="66"/>
+    <w:lsdException w:name="Medium Grid 1 Accent 3" w:uiPriority="67"/>
+    <w:lsdException w:name="Medium Grid 2 Accent 3" w:uiPriority="68"/>
+    <w:lsdException w:name="Medium Grid 3 Accent 3" w:uiPriority="69"/>
+    <w:lsdException w:name="Dark List Accent 3" w:uiPriority="70"/>
+    <w:lsdException w:name="Colorful Shading Accent 3" w:uiPriority="71"/>
+    <w:lsdException w:name="Colorful List Accent 3" w:uiPriority="72"/>
+    <w:lsdException w:name="Colorful Grid Accent 3" w:uiPriority="73"/>
+    <w:lsdException w:name="Light Shading Accent 4" w:uiPriority="60"/>
+    <w:lsdException w:name="Light List Accent 4" w:uiPriority="61"/>
+    <w:lsdException w:name="Light Grid Accent 4" w:uiPriority="62"/>
+    <w:lsdException w:name="Medium Shading 1 Accent 4" w:uiPriority="63"/>
+    <w:lsdException w:name="Medium Shading 2 Accent 4" w:uiPriority="64"/>
+    <w:lsdException w:name="Medium List 1 Accent 4" w:uiPriority="65"/>
+    <w:lsdException w:name="Medium List 2 Accent 4" w:uiPriority="66"/>
+    <w:lsdException w:name="Medium Grid 1 Accent 4" w:uiPriority="67"/>
+    <w:lsdException w:name="Medium Grid 2 Accent 4" w:uiPriority="68"/>
+    <w:lsdException w:name="Medium Grid 3 Accent 4" w:uiPriority="69"/>
+    <w:lsdException w:name="Dark List Accent 4" w:uiPriority="70"/>
+    <w:lsdException w:name="Colorful Shading Accent 4" w:uiPriority="71"/>
+    <w:lsdException w:name="Colorful List Accent 4" w:uiPriority="72"/>
+    <w:lsdException w:name="Colorful Grid Accent 4" w:uiPriority="73"/>
+    <w:lsdException w:name="Light Shading Accent 5" w:uiPriority="60"/>
+    <w:lsdException w:name="Light List Accent 5" w:uiPriority="61"/>
+    <w:lsdException w:name="Light Grid Accent 5" w:uiPriority="62"/>
+    <w:lsdException w:name="Medium Shading 1 Accent 5" w:uiPriority="63"/>
+    <w:lsdException w:name="Medium Shading 2 Accent 5" w:uiPriority="64"/>
+    <w:lsdException w:name="Medium List 1 Accent 5" w:uiPriority="65"/>
+    <w:lsdException w:name="Medium List 2 Accent 5" w:uiPriority="66"/>
+    <w:lsdException w:name="Medium Grid 1 Accent 5" w:uiPriority="67"/>
+    <w:lsdException w:name="Medium Grid 2 Accent 5" w:uiPriority="68"/>
+    <w:lsdException w:name="Medium Grid 3 Accent 5" w:uiPriority="69"/>
+    <w:lsdException w:name="Dark List Accent 5" w:uiPriority="70"/>
+    <w:lsdException w:name="Colorful Shading Accent 5" w:uiPriority="71"/>
+    <w:lsdException w:name="Colorful List Accent 5" w:uiPriority="72"/>
+    <w:lsdException w:name="Colorful Grid Accent 5" w:uiPriority="73"/>
+    <w:lsdException w:name="Light Shading Accent 6" w:uiPriority="60"/>
+    <w:lsdException w:name="Light List Accent 6" w:uiPriority="61"/>
+    <w:lsdException w:name="Light Grid Accent 6" w:uiPriority="62"/>
+    <w:lsdException w:name="Medium Shading 1 Accent 6" w:uiPriority="63"/>
+    <w:lsdException w:name="Medium Shading 2 Accent 6" w:uiPriority="64"/>
+    <w:lsdException w:name="Medium List 1 Accent 6" w:uiPriority="65"/>
+    <w:lsdException w:name="Medium List 2 Accent 6" w:uiPriority="66"/>
+    <w:lsdException w:name="Medium Grid 1 Accent 6" w:uiPriority="67"/>
+    <w:lsdException w:name="Medium Grid 2 Accent 6" w:uiPriority="68"/>
+    <w:lsdException w:name="Medium Grid 3 Accent 6" w:uiPriority="69"/>
+    <w:lsdException w:name="Dark List Accent 6" w:uiPriority="70"/>
+    <w:lsdException w:name="Colorful Shading Accent 6" w:uiPriority="71"/>
+    <w:lsdException w:name="Colorful List Accent 6" w:uiPriority="72"/>
+    <w:lsdException w:name="Colorful Grid Accent 6" w:uiPriority="73"/>
+    <w:lsdException w:name="Subtle Emphasis" w:uiPriority="19" w:qFormat="1"/>
+    <w:lsdException w:name="Intense Emphasis" w:uiPriority="21" w:qFormat="1"/>
+    <w:lsdException w:name="Subtle Reference" w:uiPriority="31" w:qFormat="1"/>
+    <w:lsdException w:name="Intense Reference" w:uiPriority="32" w:qFormat="1"/>
+    <w:lsdException w:name="Book Title" w:uiPriority="33" w:qFormat="1"/>
+    <w:lsdException w:name="Bibliography" w:semiHidden="1" w:uiPriority="37" w:unhideWhenUsed="1"/>
+    <w:lsdException w:name="TOC Heading" w:semiHidden="1" w:uiPriority="39" w:unhideWhenUsed="1" w:qFormat="1"/>
+    <w:lsdException w:name="Plain Table 1" w:uiPriority="41"/>
+    <w:lsdException w:name="Plain Table 2" w:uiPriority="42"/>
+    <w:lsdException w:name="Plain Table 3" w:uiPriority="43"/>
+    <w:lsdException w:name="Plain Table 4" w:uiPriority="44"/>
+    <w:lsdException w:name="Plain Table 5" w:uiPriority="45"/>
+    <w:lsdException w:name="Grid Table Light" w:uiPriority="40"/>
+    <w:lsdException w:name="Grid Table 1 Light" w:uiPriority="46"/>
+    <w:lsdException w:name="Grid Table 2" w:uiPriority="47"/>
+    <w:lsdException w:name="Grid Table 3" w:uiPriority="48"/>
+    <w:lsdException w:name="Grid Table 4" w:uiPriority="49"/>
+    <w:lsdException w:name="Grid Table 5 Dark" w:uiPriority="50"/>
+    <w:lsdException w:name="Grid Table 6 Colorful" w:uiPriority="51"/>
+    <w:lsdException w:name="Grid Table 7 Colorful" w:uiPriority="52"/>
+    <w:lsdException w:name="Grid Table 1 Light Accent 1" w:uiPriority="46"/>
+    <w:lsdException w:name="Grid Table 2 Accent 1" w:uiPriority="47"/>
+    <w:lsdException w:name="Grid Table 3 Accent 1" w:uiPriority="48"/>
+    <w:lsdException w:name="Grid Table 4 Accent 1" w:uiPriority="49"/>
+    <w:lsdException w:name="Grid Table 5 Dark Accent 1" w:uiPriority="50"/>
+    <w:lsdException w:name="Grid Table 6 Colorful Accent 1" w:uiPriority="51"/>
+    <w:lsdException w:name="Grid Table 7 Colorful Accent 1" w:uiPriority="52"/>
+    <w:lsdException w:name="Grid Table 1 Light Accent 2" w:uiPriority="46"/>
+    <w:lsdException w:name="Grid Table 2 Accent 2" w:uiPriority="47"/>
+    <w:lsdException w:name="Grid Table 3 Accent 2" w:uiPriority="48"/>
+    <w:lsdException w:name="Grid Table 4 Accent 2" w:uiPriority="49"/>
+    <w:lsdException w:name="Grid Table 5 Dark Accent 2" w:uiPriority="50"/>
+    <w:lsdException w:name="Grid Table 6 Colorful Accent 2" w:uiPriority="51"/>
+    <w:lsdException w:name="Grid Table 7 Colorful Accent 2" w:uiPriority="52"/>
+    <w:lsdException w:name="Grid Table 1 Light Accent 3" w:uiPriority="46"/>
+    <w:lsdException w:name="Grid Table 2 Accent 3" w:uiPriority="47"/>
+    <w:lsdException w:name="Grid Table 3 Accent 3" w:uiPriority="48"/>
+    <w:lsdException w:name="Grid Table 4 Accent 3" w:uiPriority="49"/>
+    <w:lsdException w:name="Grid Table 5 Dark Accent 3" w:uiPriority="50"/>
+    <w:lsdException w:name="Grid Table 6 Colorful Accent 3" w:uiPriority="51"/>
+    <w:lsdException w:name="Grid Table 7 Colorful Accent 3" w:uiPriority="52"/>
+    <w:lsdException w:name="Grid Table 1 Light Accent 4" w:uiPriority="46"/>
+    <w:lsdException w:name="Grid Table 2 Accent 4" w:uiPriority="47"/>
+    <w:lsdException w:name="Grid Table 3 Accent 4" w:uiPriority="48"/>
+    <w:lsdException w:name="Grid Table 4 Accent 4" w:uiPriority="49"/>
+    <w:lsdException w:name="Grid Table 5 Dark Accent 4" w:uiPriority="50"/>
+    <w:lsdException w:name="Grid Table 6 Colorful Accent 4" w:uiPriority="51"/>
+    <w:lsdException w:name="Grid Table 7 Colorful Accent 4" w:uiPriority="52"/>
+    <w:lsdException w:name="Grid Table 1 Light Accent 5" w:uiPriority="46"/>
+    <w:lsdException w:name="Grid Table 2 Accent 5" w:uiPriority="47"/>
+    <w:lsdException w:name="Grid Table 3 Accent 5" w:uiPriority="48"/>
+    <w:lsdException w:name="Grid Table 4 Accent 5" w:uiPriority="49"/>
+    <w:lsdException w:name="Grid Table 5 Dark Accent 5" w:uiPriority="50"/>
+    <w:lsdException w:name="Grid Table 6 Colorful Accent 5" w:uiPriority="51"/>
+    <w:lsdException w:name="Grid Table 7 Colorful Accent 5" w:uiPriority="52"/>
+    <w:lsdException w:name="Grid Table 1 Light Accent 6" w:uiPriority="46"/>
+    <w:lsdException w:name="Grid Table 2 Accent 6" w:uiPriority="47"/>
+    <w:lsdException w:name="Grid Table 3 Accent 6" w:uiPriority="48"/>
+    <w:lsdException w:name="Grid Table 4 Accent 6" w:uiPriority="49"/>
+    <w:lsdException w:name="Grid Table 5 Dark Accent 6" w:uiPriority="50"/>
+    <w:lsdException w:name="Grid Table 6 Colorful Accent 6" w:uiPriority="51"/>
+    <w:lsdException w:name="Grid Table 7 Colorful Accent 6" w:uiPriority="52"/>
+    <w:lsdException w:name="List Table 1 Light" w:uiPriority="46"/>
+    <w:lsdException w:name="List Table 2" w:uiPriority="47"/>
+    <w:lsdException w:name="List Table 3" w:uiPriority="48"/>
+    <w:lsdException w:name="List Table 4" w:uiPriority="49"/>
+    <w:lsdException w:name="List Table 5 Dark" w:uiPriority="50"/>
+    <w:lsdException w:name="List Table 6 Colorful" w:uiPriority="51"/>
+    <w:lsdException w:name="List Table 7 Colorful" w:uiPriority="52"/>
+    <w:lsdException w:name="List Table 1 Light Accent 1" w:uiPriority="46"/>
+    <w:lsdException w:name="List Table 2 Accent 1" w:uiPriority="47"/>
+    <w:lsdException w:name="List Table 3 Accent 1" w:uiPriority="48"/>
+    <w:lsdException w:name="List Table 4 Accent 1" w:uiPriority="49"/>
+    <w:lsdException w:name="List Table 5 Dark Accent 1" w:uiPriority="50"/>
+    <w:lsdException w:name="List Table 6 Colorful Accent 1" w:uiPriority="51"/>
+    <w:lsdException w:name="List Table 7 Colorful Accent 1" w:uiPriority="52"/>
+    <w:lsdException w:name="List Table 1 Light Accent 2" w:uiPriority="46"/>
+    <w:lsdException w:name="List Table 2 Accent 2" w:uiPriority="47"/>
+    <w:lsdException w:name="List Table 3 Accent 2" w:uiPriority="48"/>
+    <w:lsdException w:name="List Table 4 Accent 2" w:uiPriority="49"/>
+    <w:lsdException w:name="List Table 5 Dark Accent 2" w:uiPriority="50"/>
+    <w:lsdException w:name="List Table 6 Colorful Accent 2" w:uiPriority="51"/>
+    <w:lsdException w:name="List Table 7 Colorful Accent 2" w:uiPriority="52"/>
+    <w:lsdException w:name="List Table 1 Light Accent 3" w:uiPriority="46"/>
+    <w:lsdException w:name="List Table 2 Accent 3" w:uiPriority="47"/>
+    <w:lsdException w:name="List Table 3 Accent 3" w:uiPriority="48"/>
+    <w:lsdException w:name="List Table 4 Accent 3" w:uiPriority="49"/>
+    <w:lsdException w:name="List Table 5 Dark Accent 3" w:uiPriority="50"/>
+    <w:lsdException w:name="List Table 6 Colorful Accent 3" w:uiPriority="51"/>
+    <w:lsdException w:name="List Table 7 Colorful Accent 3" w:uiPriority="52"/>
+    <w:lsdException w:name="List Table 1 Light Accent 4" w:uiPriority="46"/>
+    <w:lsdException w:name="List Table 2 Accent 4" w:uiPriority="47"/>
+    <w:lsdException w:name="List Table 3 Accent 4" w:uiPriority="48"/>
+    <w:lsdException w:name="List Table 4 Accent 4" w:uiPriority="49"/>
+    <w:lsdException w:name="List Table 5 Dark Accent 4" w:uiPriority="50"/>
+    <w:lsdException w:name="List Table 6 Colorful Accent 4" w:uiPriority="51"/>
+    <w:lsdException w:name="List Table 7 Colorful Accent 4" w:uiPriority="52"/>
+    <w:lsdException w:name="List Table 1 Light Accent 5" w:uiPriority="46"/>
+    <w:lsdException w:name="List Table 2 Accent 5" w:uiPriority="47"/>
+    <w:lsdException w:name="List Table 3 Accent 5" w:uiPriority="48"/>
+    <w:lsdException w:name="List Table 4 Accent 5" w:uiPriority="49"/>
+    <w:lsdException w:name="List Table 5 Dark Accent 5" w:uiPriority="50"/>
+    <w:lsdException w:name="List Table 6 Colorful Accent 5" w:uiPriority="51"/>
+    <w:lsdException w:name="List Table 7 Colorful Accent 5" w:uiPriority="52"/>
+    <w:lsdException w:name="List Table 1 Light Accent 6" w:uiPriority="46"/>
+    <w:lsdException w:name="List Table 2 Accent 6" w:uiPriority="47"/>
+    <w:lsdException w:name="List Table 3 Accent 6" w:uiPriority="48"/>
+    <w:lsdException w:name="List Table 4 Accent 6" w:uiPriority="49"/>
+    <w:lsdException w:name="List Table 5 Dark Accent 6" w:uiPriority="50"/>
+    <w:lsdException w:name="List Table 6 Colorful Accent 6" w:uiPriority="51"/>
+    <w:lsdException w:name="List Table 7 Colorful Accent 6" w:uiPriority="52"/>
+    <w:lsdException w:name="Mention" w:semiHidden="1" w:unhideWhenUsed="1"/>
+    <w:lsdException w:name="Smart Hyperlink" w:semiHidden="1" w:unhideWhenUsed="1"/>
+    <w:lsdException w:name="Hashtag" w:semiHidden="1" w:unhideWhenUsed="1"/>
+    <w:lsdException w:name="Unresolved Mention" w:semiHidden="1" w:unhideWhenUsed="1"/>
+    <w:lsdException w:name="Smart Link" w:semiHidden="1" w:unhideWhenUsed="1"/>
+  </w:latentStyles>
+  <w:style w:type="paragraph" w:default="1" w:styleId="a">
     <w:name w:val="Normal"/>
+    <w:qFormat/>
     <w:pPr>
       <w:spacing w:after="0" w:line="360" w:lineRule="auto"/>
       <w:jc w:val="both"/>
     </w:pPr>
     <w:rPr>
-      <w:rFonts w:ascii="Times New Roman" w:hAnsi="Times New Roman" w:eastAsia="Times New Roman"/>
+      <w:rFonts w:ascii="Times New Roman" w:eastAsia="Times New Roman" w:hAnsi="Times New Roman"/>
       <w:color w:val="000000"/>
       <w:sz w:val="28"/>
     </w:rPr>
   </w:style>
-  <w:style w:type="paragraph" w:styleId="Heading1">
+  <w:style w:type="paragraph" w:styleId="1">
     <w:name w:val="heading 1"/>
-    <w:basedOn w:val="Normal"/>
+    <w:basedOn w:val="a"/>
+    <w:uiPriority w:val="9"/>
+    <w:qFormat/>
     <w:pPr>
       <w:keepNext/>
       <w:spacing w:before="240" w:after="120"/>
@@ -1919,12 +3273,14 @@
     </w:pPr>
     <w:rPr>
       <w:b/>
-      <w:sz w:val="28"/>
     </w:rPr>
   </w:style>
-  <w:style w:type="paragraph" w:styleId="Heading2">
+  <w:style w:type="paragraph" w:styleId="2">
     <w:name w:val="heading 2"/>
-    <w:basedOn w:val="Normal"/>
+    <w:basedOn w:val="a"/>
+    <w:uiPriority w:val="9"/>
+    <w:unhideWhenUsed/>
+    <w:qFormat/>
     <w:pPr>
       <w:keepNext/>
       <w:spacing w:before="200" w:after="80"/>
@@ -1934,8 +3290,383 @@
     <w:rPr>
       <w:b/>
       <w:i/>
+    </w:rPr>
+  </w:style>
+  <w:style w:type="character" w:default="1" w:styleId="a0">
+    <w:name w:val="Default Paragraph Font"/>
+    <w:uiPriority w:val="1"/>
+    <w:semiHidden/>
+    <w:unhideWhenUsed/>
+  </w:style>
+  <w:style w:type="table" w:default="1" w:styleId="a1">
+    <w:name w:val="Normal Table"/>
+    <w:uiPriority w:val="99"/>
+    <w:semiHidden/>
+    <w:unhideWhenUsed/>
+    <w:tblPr>
+      <w:tblInd w:w="0" w:type="dxa"/>
+      <w:tblCellMar>
+        <w:top w:w="0" w:type="dxa"/>
+        <w:left w:w="108" w:type="dxa"/>
+        <w:bottom w:w="0" w:type="dxa"/>
+        <w:right w:w="108" w:type="dxa"/>
+      </w:tblCellMar>
+    </w:tblPr>
+  </w:style>
+  <w:style w:type="numbering" w:default="1" w:styleId="a2">
+    <w:name w:val="No List"/>
+    <w:uiPriority w:val="99"/>
+    <w:semiHidden/>
+    <w:unhideWhenUsed/>
+  </w:style>
+  <w:style w:type="paragraph" w:styleId="a3">
+    <w:name w:val="header"/>
+    <w:basedOn w:val="a"/>
+    <w:link w:val="a4"/>
+    <w:uiPriority w:val="99"/>
+    <w:unhideWhenUsed/>
+    <w:rsid w:val="00D559A4"/>
+    <w:pPr>
+      <w:tabs>
+        <w:tab w:val="center" w:pos="4677"/>
+        <w:tab w:val="right" w:pos="9355"/>
+      </w:tabs>
+      <w:spacing w:line="240" w:lineRule="auto"/>
+    </w:pPr>
+  </w:style>
+  <w:style w:type="character" w:customStyle="1" w:styleId="a4">
+    <w:name w:val="Верхний колонтитул Знак"/>
+    <w:basedOn w:val="a0"/>
+    <w:link w:val="a3"/>
+    <w:uiPriority w:val="99"/>
+    <w:rsid w:val="00D559A4"/>
+    <w:rPr>
+      <w:rFonts w:ascii="Times New Roman" w:eastAsia="Times New Roman" w:hAnsi="Times New Roman"/>
+      <w:color w:val="000000"/>
+      <w:sz w:val="28"/>
+    </w:rPr>
+  </w:style>
+  <w:style w:type="paragraph" w:styleId="a5">
+    <w:name w:val="footer"/>
+    <w:basedOn w:val="a"/>
+    <w:link w:val="a6"/>
+    <w:uiPriority w:val="99"/>
+    <w:unhideWhenUsed/>
+    <w:rsid w:val="00D559A4"/>
+    <w:pPr>
+      <w:tabs>
+        <w:tab w:val="center" w:pos="4677"/>
+        <w:tab w:val="right" w:pos="9355"/>
+      </w:tabs>
+      <w:spacing w:line="240" w:lineRule="auto"/>
+    </w:pPr>
+  </w:style>
+  <w:style w:type="character" w:customStyle="1" w:styleId="a6">
+    <w:name w:val="Нижний колонтитул Знак"/>
+    <w:basedOn w:val="a0"/>
+    <w:link w:val="a5"/>
+    <w:uiPriority w:val="99"/>
+    <w:rsid w:val="00D559A4"/>
+    <w:rPr>
+      <w:rFonts w:ascii="Times New Roman" w:eastAsia="Times New Roman" w:hAnsi="Times New Roman"/>
+      <w:color w:val="000000"/>
       <w:sz w:val="28"/>
     </w:rPr>
   </w:style>
 </w:styles>
+</file>
+
+<file path=word/theme/theme1.xml><?xml version="1.0" encoding="utf-8"?>
+<a:theme xmlns:a="http://schemas.openxmlformats.org/drawingml/2006/main" name="Тема Office">
+  <a:themeElements>
+    <a:clrScheme name="Стандартная">
+      <a:dk1>
+        <a:sysClr val="windowText" lastClr="000000"/>
+      </a:dk1>
+      <a:lt1>
+        <a:sysClr val="window" lastClr="FFFFFF"/>
+      </a:lt1>
+      <a:dk2>
+        <a:srgbClr val="0E2841"/>
+      </a:dk2>
+      <a:lt2>
+        <a:srgbClr val="E8E8E8"/>
+      </a:lt2>
+      <a:accent1>
+        <a:srgbClr val="156082"/>
+      </a:accent1>
+      <a:accent2>
+        <a:srgbClr val="E97132"/>
+      </a:accent2>
+      <a:accent3>
+        <a:srgbClr val="196B24"/>
+      </a:accent3>
+      <a:accent4>
+        <a:srgbClr val="0F9ED5"/>
+      </a:accent4>
+      <a:accent5>
+        <a:srgbClr val="A02B93"/>
+      </a:accent5>
+      <a:accent6>
+        <a:srgbClr val="4EA72E"/>
+      </a:accent6>
+      <a:hlink>
+        <a:srgbClr val="467886"/>
+      </a:hlink>
+      <a:folHlink>
+        <a:srgbClr val="96607D"/>
+      </a:folHlink>
+    </a:clrScheme>
+    <a:fontScheme name="Стандартная">
+      <a:majorFont>
+        <a:latin typeface="Aptos Display" panose="02110004020202020204"/>
+        <a:ea typeface=""/>
+        <a:cs typeface=""/>
+        <a:font script="Jpan" typeface="游ゴシック Light"/>
+        <a:font script="Hang" typeface="맑은 고딕"/>
+        <a:font script="Hans" typeface="等线 Light"/>
+        <a:font script="Hant" typeface="新細明體"/>
+        <a:font script="Arab" typeface="Times New Roman"/>
+        <a:font script="Hebr" typeface="Times New Roman"/>
+        <a:font script="Thai" typeface="Angsana New"/>
+        <a:font script="Ethi" typeface="Nyala"/>
+        <a:font script="Beng" typeface="Vrinda"/>
+        <a:font script="Gujr" typeface="Shruti"/>
+        <a:font script="Khmr" typeface="MoolBoran"/>
+        <a:font script="Knda" typeface="Tunga"/>
+        <a:font script="Guru" typeface="Raavi"/>
+        <a:font script="Cans" typeface="Euphemia"/>
+        <a:font script="Cher" typeface="Plantagenet Cherokee"/>
+        <a:font script="Yiii" typeface="Microsoft Yi Baiti"/>
+        <a:font script="Tibt" typeface="Microsoft Himalaya"/>
+        <a:font script="Thaa" typeface="MV Boli"/>
+        <a:font script="Deva" typeface="Mangal"/>
+        <a:font script="Telu" typeface="Gautami"/>
+        <a:font script="Taml" typeface="Latha"/>
+        <a:font script="Syrc" typeface="Estrangelo Edessa"/>
+        <a:font script="Orya" typeface="Kalinga"/>
+        <a:font script="Mlym" typeface="Kartika"/>
+        <a:font script="Laoo" typeface="DokChampa"/>
+        <a:font script="Sinh" typeface="Iskoola Pota"/>
+        <a:font script="Mong" typeface="Mongolian Baiti"/>
+        <a:font script="Viet" typeface="Times New Roman"/>
+        <a:font script="Uigh" typeface="Microsoft Uighur"/>
+        <a:font script="Geor" typeface="Sylfaen"/>
+        <a:font script="Armn" typeface="Arial"/>
+        <a:font script="Bugi" typeface="Leelawadee UI"/>
+        <a:font script="Bopo" typeface="Microsoft JhengHei"/>
+        <a:font script="Java" typeface="Javanese Text"/>
+        <a:font script="Lisu" typeface="Segoe UI"/>
+        <a:font script="Mymr" typeface="Myanmar Text"/>
+        <a:font script="Nkoo" typeface="Ebrima"/>
+        <a:font script="Olck" typeface="Nirmala UI"/>
+        <a:font script="Osma" typeface="Ebrima"/>
+        <a:font script="Phag" typeface="Phagspa"/>
+        <a:font script="Syrn" typeface="Estrangelo Edessa"/>
+        <a:font script="Syrj" typeface="Estrangelo Edessa"/>
+        <a:font script="Syre" typeface="Estrangelo Edessa"/>
+        <a:font script="Sora" typeface="Nirmala UI"/>
+        <a:font script="Tale" typeface="Microsoft Tai Le"/>
+        <a:font script="Talu" typeface="Microsoft New Tai Lue"/>
+        <a:font script="Tfng" typeface="Ebrima"/>
+      </a:majorFont>
+      <a:minorFont>
+        <a:latin typeface="Aptos" panose="02110004020202020204"/>
+        <a:ea typeface=""/>
+        <a:cs typeface=""/>
+        <a:font script="Jpan" typeface="游明朝"/>
+        <a:font script="Hang" typeface="맑은 고딕"/>
+        <a:font script="Hans" typeface="等线"/>
+        <a:font script="Hant" typeface="新細明體"/>
+        <a:font script="Arab" typeface="Arial"/>
+        <a:font script="Hebr" typeface="Arial"/>
+        <a:font script="Thai" typeface="Cordia New"/>
+        <a:font script="Ethi" typeface="Nyala"/>
+        <a:font script="Beng" typeface="Vrinda"/>
+        <a:font script="Gujr" typeface="Shruti"/>
+        <a:font script="Khmr" typeface="DaunPenh"/>
+        <a:font script="Knda" typeface="Tunga"/>
+        <a:font script="Guru" typeface="Raavi"/>
+        <a:font script="Cans" typeface="Euphemia"/>
+        <a:font script="Cher" typeface="Plantagenet Cherokee"/>
+        <a:font script="Yiii" typeface="Microsoft Yi Baiti"/>
+        <a:font script="Tibt" typeface="Microsoft Himalaya"/>
+        <a:font script="Thaa" typeface="MV Boli"/>
+        <a:font script="Deva" typeface="Mangal"/>
+        <a:font script="Telu" typeface="Gautami"/>
+        <a:font script="Taml" typeface="Latha"/>
+        <a:font script="Syrc" typeface="Estrangelo Edessa"/>
+        <a:font script="Orya" typeface="Kalinga"/>
+        <a:font script="Mlym" typeface="Kartika"/>
+        <a:font script="Laoo" typeface="DokChampa"/>
+        <a:font script="Sinh" typeface="Iskoola Pota"/>
+        <a:font script="Mong" typeface="Mongolian Baiti"/>
+        <a:font script="Viet" typeface="Arial"/>
+        <a:font script="Uigh" typeface="Microsoft Uighur"/>
+        <a:font script="Geor" typeface="Sylfaen"/>
+        <a:font script="Armn" typeface="Arial"/>
+        <a:font script="Bugi" typeface="Leelawadee UI"/>
+        <a:font script="Bopo" typeface="Microsoft JhengHei"/>
+        <a:font script="Java" typeface="Javanese Text"/>
+        <a:font script="Lisu" typeface="Segoe UI"/>
+        <a:font script="Mymr" typeface="Myanmar Text"/>
+        <a:font script="Nkoo" typeface="Ebrima"/>
+        <a:font script="Olck" typeface="Nirmala UI"/>
+        <a:font script="Osma" typeface="Ebrima"/>
+        <a:font script="Phag" typeface="Phagspa"/>
+        <a:font script="Syrn" typeface="Estrangelo Edessa"/>
+        <a:font script="Syrj" typeface="Estrangelo Edessa"/>
+        <a:font script="Syre" typeface="Estrangelo Edessa"/>
+        <a:font script="Sora" typeface="Nirmala UI"/>
+        <a:font script="Tale" typeface="Microsoft Tai Le"/>
+        <a:font script="Talu" typeface="Microsoft New Tai Lue"/>
+        <a:font script="Tfng" typeface="Ebrima"/>
+      </a:minorFont>
+    </a:fontScheme>
+    <a:fmtScheme name="Стандартная">
+      <a:fillStyleLst>
+        <a:solidFill>
+          <a:schemeClr val="phClr"/>
+        </a:solidFill>
+        <a:gradFill rotWithShape="1">
+          <a:gsLst>
+            <a:gs pos="0">
+              <a:schemeClr val="phClr">
+                <a:lumMod val="110000"/>
+                <a:satMod val="105000"/>
+                <a:tint val="67000"/>
+              </a:schemeClr>
+            </a:gs>
+            <a:gs pos="50000">
+              <a:schemeClr val="phClr">
+                <a:lumMod val="105000"/>
+                <a:satMod val="103000"/>
+                <a:tint val="73000"/>
+              </a:schemeClr>
+            </a:gs>
+            <a:gs pos="100000">
+              <a:schemeClr val="phClr">
+                <a:lumMod val="105000"/>
+                <a:satMod val="109000"/>
+                <a:tint val="81000"/>
+              </a:schemeClr>
+            </a:gs>
+          </a:gsLst>
+          <a:lin ang="5400000" scaled="0"/>
+        </a:gradFill>
+        <a:gradFill rotWithShape="1">
+          <a:gsLst>
+            <a:gs pos="0">
+              <a:schemeClr val="phClr">
+                <a:satMod val="103000"/>
+                <a:lumMod val="102000"/>
+                <a:tint val="94000"/>
+              </a:schemeClr>
+            </a:gs>
+            <a:gs pos="50000">
+              <a:schemeClr val="phClr">
+                <a:satMod val="110000"/>
+                <a:lumMod val="100000"/>
+                <a:shade val="100000"/>
+              </a:schemeClr>
+            </a:gs>
+            <a:gs pos="100000">
+              <a:schemeClr val="phClr">
+                <a:lumMod val="99000"/>
+                <a:satMod val="120000"/>
+                <a:shade val="78000"/>
+              </a:schemeClr>
+            </a:gs>
+          </a:gsLst>
+          <a:lin ang="5400000" scaled="0"/>
+        </a:gradFill>
+      </a:fillStyleLst>
+      <a:lnStyleLst>
+        <a:ln w="6350" cap="flat" cmpd="sng" algn="ctr">
+          <a:solidFill>
+            <a:schemeClr val="phClr"/>
+          </a:solidFill>
+          <a:prstDash val="solid"/>
+          <a:miter lim="800000"/>
+        </a:ln>
+        <a:ln w="12700" cap="flat" cmpd="sng" algn="ctr">
+          <a:solidFill>
+            <a:schemeClr val="phClr"/>
+          </a:solidFill>
+          <a:prstDash val="solid"/>
+          <a:miter lim="800000"/>
+        </a:ln>
+        <a:ln w="19050" cap="flat" cmpd="sng" algn="ctr">
+          <a:solidFill>
+            <a:schemeClr val="phClr"/>
+          </a:solidFill>
+          <a:prstDash val="solid"/>
+          <a:miter lim="800000"/>
+        </a:ln>
+      </a:lnStyleLst>
+      <a:effectStyleLst>
+        <a:effectStyle>
+          <a:effectLst/>
+        </a:effectStyle>
+        <a:effectStyle>
+          <a:effectLst/>
+        </a:effectStyle>
+        <a:effectStyle>
+          <a:effectLst>
+            <a:outerShdw blurRad="57150" dist="19050" dir="5400000" algn="ctr" rotWithShape="0">
+              <a:srgbClr val="000000">
+                <a:alpha val="63000"/>
+              </a:srgbClr>
+            </a:outerShdw>
+          </a:effectLst>
+        </a:effectStyle>
+      </a:effectStyleLst>
+      <a:bgFillStyleLst>
+        <a:solidFill>
+          <a:schemeClr val="phClr"/>
+        </a:solidFill>
+        <a:solidFill>
+          <a:schemeClr val="phClr">
+            <a:tint val="95000"/>
+            <a:satMod val="170000"/>
+          </a:schemeClr>
+        </a:solidFill>
+        <a:gradFill rotWithShape="1">
+          <a:gsLst>
+            <a:gs pos="0">
+              <a:schemeClr val="phClr">
+                <a:tint val="93000"/>
+                <a:satMod val="150000"/>
+                <a:shade val="98000"/>
+                <a:lumMod val="102000"/>
+              </a:schemeClr>
+            </a:gs>
+            <a:gs pos="50000">
+              <a:schemeClr val="phClr">
+                <a:tint val="98000"/>
+                <a:satMod val="130000"/>
+                <a:shade val="90000"/>
+                <a:lumMod val="103000"/>
+              </a:schemeClr>
+            </a:gs>
+            <a:gs pos="100000">
+              <a:schemeClr val="phClr">
+                <a:shade val="63000"/>
+                <a:satMod val="120000"/>
+              </a:schemeClr>
+            </a:gs>
+          </a:gsLst>
+          <a:lin ang="5400000" scaled="0"/>
+        </a:gradFill>
+      </a:bgFillStyleLst>
+    </a:fmtScheme>
+  </a:themeElements>
+  <a:objectDefaults/>
+  <a:extraClrSchemeLst/>
+  <a:extLst>
+    <a:ext uri="{05A4C25C-085E-4340-85A3-A5531E510DB2}">
+      <thm15:themeFamily xmlns:thm15="http://schemas.microsoft.com/office/thememl/2012/main" name="Office Theme" id="{2E142A2C-CD16-42D6-873A-C26D2A0506FA}" vid="{1BDDFF52-6CD6-40A5-AB3C-68EB2F1E4D0A}"/>
+    </a:ext>
+  </a:extLst>
+</a:theme>
 </file>